--- a/raw/docs/1M3M6Nr1fYRsocNbvE32s6nXe50iyBJkcQWSfOhPhyWI.docx
+++ b/raw/docs/1M3M6Nr1fYRsocNbvE32s6nXe50iyBJkcQWSfOhPhyWI.docx
@@ -600,26 +600,6 @@
           <w:rtl w:val="0"/>
         </w:rPr>
         <w:t xml:space="preserve">    subgraph GDRIVE[구글드라이브]</w:t>
-      </w:r>
-    </w:p>
-    <w:p>
-      <w:pPr>
-        <w:rPr>
-          <w:rFonts w:ascii="Courier New" w:cs="Courier New" w:eastAsia="Courier New" w:hAnsi="Courier New"/>
-          <w:color w:val="111111"/>
-          <w:sz w:val="23"/>
-          <w:szCs w:val="23"/>
-        </w:rPr>
-      </w:pPr>
-      <w:r>
-        <w:rPr>
-          <w:rFonts w:ascii="Courier New" w:cs="Courier New" w:eastAsia="Courier New" w:hAnsi="Courier New"/>
-          <w:color w:val="111111"/>
-          <w:sz w:val="23"/>
-          <w:szCs w:val="23"/>
-          <w:rtl w:val="0"/>
-        </w:rPr>
-        <w:t xml:space="preserve">    </w:t>
       </w:r>
     </w:p>
     <w:p>

--- a/raw/docs/1M3M6Nr1fYRsocNbvE32s6nXe50iyBJkcQWSfOhPhyWI.docx
+++ b/raw/docs/1M3M6Nr1fYRsocNbvE32s6nXe50iyBJkcQWSfOhPhyWI.docx
@@ -488,14 +488,1052 @@
     </w:p>
     <w:p>
       <w:pPr>
-        <w:widowControl w:val="0"/>
-        <w:spacing w:after="240" w:before="240" w:lineRule="auto"/>
-        <w:rPr/>
-      </w:pPr>
-      <w:r>
-        <w:rPr>
-          <w:rtl w:val="0"/>
-        </w:rPr>
+        <w:rPr>
+          <w:rFonts w:ascii="Courier New" w:cs="Courier New" w:eastAsia="Courier New" w:hAnsi="Courier New"/>
+          <w:color w:val="111111"/>
+          <w:sz w:val="23"/>
+          <w:szCs w:val="23"/>
+        </w:rPr>
+      </w:pPr>
+      <w:r>
+        <w:rPr>
+          <w:rtl w:val="0"/>
+        </w:rPr>
+        <w:t xml:space="preserve">  </w:t>
+      </w:r>
+      <w:r>
+        <w:rPr>
+          <w:rtl w:val="0"/>
+        </w:rPr>
+      </w:r>
+    </w:p>
+    <w:p>
+      <w:pPr>
+        <w:rPr>
+          <w:rFonts w:ascii="Courier New" w:cs="Courier New" w:eastAsia="Courier New" w:hAnsi="Courier New"/>
+          <w:color w:val="111111"/>
+          <w:sz w:val="23"/>
+          <w:szCs w:val="23"/>
+        </w:rPr>
+      </w:pPr>
+      <w:r>
+        <w:rPr>
+          <w:rFonts w:ascii="Courier New" w:cs="Courier New" w:eastAsia="Courier New" w:hAnsi="Courier New"/>
+          <w:color w:val="111111"/>
+          <w:sz w:val="23"/>
+          <w:szCs w:val="23"/>
+          <w:rtl w:val="0"/>
+        </w:rPr>
+        <w:t xml:space="preserve">```</w:t>
+      </w:r>
+    </w:p>
+    <w:p>
+      <w:pPr>
+        <w:rPr>
+          <w:rFonts w:ascii="Courier New" w:cs="Courier New" w:eastAsia="Courier New" w:hAnsi="Courier New"/>
+          <w:color w:val="111111"/>
+          <w:sz w:val="23"/>
+          <w:szCs w:val="23"/>
+        </w:rPr>
+      </w:pPr>
+      <w:r>
+        <w:rPr>
+          <w:rFonts w:ascii="Courier New" w:cs="Courier New" w:eastAsia="Courier New" w:hAnsi="Courier New"/>
+          <w:color w:val="111111"/>
+          <w:sz w:val="23"/>
+          <w:szCs w:val="23"/>
+          <w:rtl w:val="0"/>
+        </w:rPr>
+        <w:t xml:space="preserve">mermaid</w:t>
+      </w:r>
+    </w:p>
+    <w:p>
+      <w:pPr>
+        <w:rPr>
+          <w:rFonts w:ascii="Courier New" w:cs="Courier New" w:eastAsia="Courier New" w:hAnsi="Courier New"/>
+          <w:color w:val="111111"/>
+          <w:sz w:val="23"/>
+          <w:szCs w:val="23"/>
+        </w:rPr>
+      </w:pPr>
+      <w:r>
+        <w:rPr>
+          <w:rFonts w:ascii="Courier New" w:cs="Courier New" w:eastAsia="Courier New" w:hAnsi="Courier New"/>
+          <w:color w:val="111111"/>
+          <w:sz w:val="23"/>
+          <w:szCs w:val="23"/>
+          <w:rtl w:val="0"/>
+        </w:rPr>
+        <w:t xml:space="preserve">flowchart LR</w:t>
+      </w:r>
+    </w:p>
+    <w:p>
+      <w:pPr>
+        <w:rPr>
+          <w:rFonts w:ascii="Courier New" w:cs="Courier New" w:eastAsia="Courier New" w:hAnsi="Courier New"/>
+          <w:color w:val="111111"/>
+          <w:sz w:val="23"/>
+          <w:szCs w:val="23"/>
+        </w:rPr>
+      </w:pPr>
+      <w:r>
+        <w:rPr>
+          <w:rtl w:val="0"/>
+        </w:rPr>
+      </w:r>
+    </w:p>
+    <w:p>
+      <w:pPr>
+        <w:rPr>
+          <w:rFonts w:ascii="Courier New" w:cs="Courier New" w:eastAsia="Courier New" w:hAnsi="Courier New"/>
+          <w:color w:val="111111"/>
+          <w:sz w:val="23"/>
+          <w:szCs w:val="23"/>
+        </w:rPr>
+      </w:pPr>
+      <w:r>
+        <w:rPr>
+          <w:rFonts w:ascii="Gungsuh" w:cs="Gungsuh" w:eastAsia="Gungsuh" w:hAnsi="Gungsuh"/>
+          <w:color w:val="111111"/>
+          <w:sz w:val="23"/>
+          <w:szCs w:val="23"/>
+          <w:rtl w:val="0"/>
+        </w:rPr>
+        <w:t xml:space="preserve">    subgraph GDRIVE[구글드라이브]</w:t>
+      </w:r>
+    </w:p>
+    <w:p>
+      <w:pPr>
+        <w:rPr>
+          <w:rFonts w:ascii="Courier New" w:cs="Courier New" w:eastAsia="Courier New" w:hAnsi="Courier New"/>
+          <w:color w:val="111111"/>
+          <w:sz w:val="23"/>
+          <w:szCs w:val="23"/>
+        </w:rPr>
+      </w:pPr>
+      <w:r>
+        <w:rPr>
+          <w:rFonts w:ascii="Courier New" w:cs="Courier New" w:eastAsia="Courier New" w:hAnsi="Courier New"/>
+          <w:color w:val="111111"/>
+          <w:sz w:val="23"/>
+          <w:szCs w:val="23"/>
+          <w:rtl w:val="0"/>
+        </w:rPr>
+        <w:t xml:space="preserve">        subgraph DATA</w:t>
+      </w:r>
+    </w:p>
+    <w:p>
+      <w:pPr>
+        <w:rPr>
+          <w:rFonts w:ascii="Courier New" w:cs="Courier New" w:eastAsia="Courier New" w:hAnsi="Courier New"/>
+          <w:color w:val="111111"/>
+          <w:sz w:val="23"/>
+          <w:szCs w:val="23"/>
+        </w:rPr>
+      </w:pPr>
+      <w:r>
+        <w:rPr>
+          <w:rFonts w:ascii="Gungsuh" w:cs="Gungsuh" w:eastAsia="Gungsuh" w:hAnsi="Gungsuh"/>
+          <w:color w:val="111111"/>
+          <w:sz w:val="23"/>
+          <w:szCs w:val="23"/>
+          <w:rtl w:val="0"/>
+        </w:rPr>
+        <w:t xml:space="preserve">            CRAWL[구글독스; 게시글]</w:t>
+      </w:r>
+    </w:p>
+    <w:p>
+      <w:pPr>
+        <w:rPr>
+          <w:rFonts w:ascii="Courier New" w:cs="Courier New" w:eastAsia="Courier New" w:hAnsi="Courier New"/>
+          <w:color w:val="111111"/>
+          <w:sz w:val="23"/>
+          <w:szCs w:val="23"/>
+        </w:rPr>
+      </w:pPr>
+      <w:r>
+        <w:rPr>
+          <w:rFonts w:ascii="Gungsuh" w:cs="Gungsuh" w:eastAsia="Gungsuh" w:hAnsi="Gungsuh"/>
+          <w:color w:val="111111"/>
+          <w:sz w:val="23"/>
+          <w:szCs w:val="23"/>
+          <w:rtl w:val="0"/>
+        </w:rPr>
+        <w:t xml:space="preserve">            GSHEET[구글; 데이터]</w:t>
+      </w:r>
+    </w:p>
+    <w:p>
+      <w:pPr>
+        <w:rPr>
+          <w:rFonts w:ascii="Courier New" w:cs="Courier New" w:eastAsia="Courier New" w:hAnsi="Courier New"/>
+          <w:color w:val="111111"/>
+          <w:sz w:val="23"/>
+          <w:szCs w:val="23"/>
+        </w:rPr>
+      </w:pPr>
+      <w:r>
+        <w:rPr>
+          <w:rFonts w:ascii="Courier New" w:cs="Courier New" w:eastAsia="Courier New" w:hAnsi="Courier New"/>
+          <w:color w:val="111111"/>
+          <w:sz w:val="23"/>
+          <w:szCs w:val="23"/>
+          <w:rtl w:val="0"/>
+        </w:rPr>
+        <w:t xml:space="preserve">        end</w:t>
+      </w:r>
+    </w:p>
+    <w:p>
+      <w:pPr>
+        <w:rPr>
+          <w:rFonts w:ascii="Courier New" w:cs="Courier New" w:eastAsia="Courier New" w:hAnsi="Courier New"/>
+          <w:color w:val="111111"/>
+          <w:sz w:val="23"/>
+          <w:szCs w:val="23"/>
+        </w:rPr>
+      </w:pPr>
+      <w:r>
+        <w:rPr>
+          <w:rtl w:val="0"/>
+        </w:rPr>
+      </w:r>
+    </w:p>
+    <w:p>
+      <w:pPr>
+        <w:rPr>
+          <w:rFonts w:ascii="Courier New" w:cs="Courier New" w:eastAsia="Courier New" w:hAnsi="Courier New"/>
+          <w:color w:val="111111"/>
+          <w:sz w:val="23"/>
+          <w:szCs w:val="23"/>
+        </w:rPr>
+      </w:pPr>
+      <w:r>
+        <w:rPr>
+          <w:rFonts w:ascii="Courier New" w:cs="Courier New" w:eastAsia="Courier New" w:hAnsi="Courier New"/>
+          <w:color w:val="111111"/>
+          <w:sz w:val="23"/>
+          <w:szCs w:val="23"/>
+          <w:rtl w:val="0"/>
+        </w:rPr>
+        <w:t xml:space="preserve">        subgraph APP_SCRIPT</w:t>
+      </w:r>
+    </w:p>
+    <w:p>
+      <w:pPr>
+        <w:rPr>
+          <w:rFonts w:ascii="Courier New" w:cs="Courier New" w:eastAsia="Courier New" w:hAnsi="Courier New"/>
+          <w:color w:val="111111"/>
+          <w:sz w:val="23"/>
+          <w:szCs w:val="23"/>
+        </w:rPr>
+      </w:pPr>
+      <w:r>
+        <w:rPr>
+          <w:rFonts w:ascii="Gungsuh" w:cs="Gungsuh" w:eastAsia="Gungsuh" w:hAnsi="Gungsuh"/>
+          <w:color w:val="111111"/>
+          <w:sz w:val="23"/>
+          <w:szCs w:val="23"/>
+          <w:rtl w:val="0"/>
+        </w:rPr>
+        <w:t xml:space="preserve">            APPSCRIPT[마크다운변환]</w:t>
+      </w:r>
+    </w:p>
+    <w:p>
+      <w:pPr>
+        <w:rPr>
+          <w:rFonts w:ascii="Courier New" w:cs="Courier New" w:eastAsia="Courier New" w:hAnsi="Courier New"/>
+          <w:color w:val="111111"/>
+          <w:sz w:val="23"/>
+          <w:szCs w:val="23"/>
+        </w:rPr>
+      </w:pPr>
+      <w:r>
+        <w:rPr>
+          <w:rFonts w:ascii="Gungsuh" w:cs="Gungsuh" w:eastAsia="Gungsuh" w:hAnsi="Gungsuh"/>
+          <w:color w:val="111111"/>
+          <w:sz w:val="23"/>
+          <w:szCs w:val="23"/>
+          <w:rtl w:val="0"/>
+        </w:rPr>
+        <w:t xml:space="preserve">            API[데이터구조화]</w:t>
+      </w:r>
+    </w:p>
+    <w:p>
+      <w:pPr>
+        <w:rPr>
+          <w:rFonts w:ascii="Courier New" w:cs="Courier New" w:eastAsia="Courier New" w:hAnsi="Courier New"/>
+          <w:color w:val="111111"/>
+          <w:sz w:val="23"/>
+          <w:szCs w:val="23"/>
+        </w:rPr>
+      </w:pPr>
+      <w:r>
+        <w:rPr>
+          <w:rFonts w:ascii="Courier New" w:cs="Courier New" w:eastAsia="Courier New" w:hAnsi="Courier New"/>
+          <w:color w:val="111111"/>
+          <w:sz w:val="23"/>
+          <w:szCs w:val="23"/>
+          <w:rtl w:val="0"/>
+        </w:rPr>
+        <w:t xml:space="preserve">        end</w:t>
+      </w:r>
+    </w:p>
+    <w:p>
+      <w:pPr>
+        <w:rPr>
+          <w:rFonts w:ascii="Courier New" w:cs="Courier New" w:eastAsia="Courier New" w:hAnsi="Courier New"/>
+          <w:color w:val="111111"/>
+          <w:sz w:val="23"/>
+          <w:szCs w:val="23"/>
+        </w:rPr>
+      </w:pPr>
+      <w:r>
+        <w:rPr>
+          <w:rtl w:val="0"/>
+        </w:rPr>
+      </w:r>
+    </w:p>
+    <w:p>
+      <w:pPr>
+        <w:rPr>
+          <w:rFonts w:ascii="Courier New" w:cs="Courier New" w:eastAsia="Courier New" w:hAnsi="Courier New"/>
+          <w:color w:val="111111"/>
+          <w:sz w:val="23"/>
+          <w:szCs w:val="23"/>
+        </w:rPr>
+      </w:pPr>
+      <w:r>
+        <w:rPr>
+          <w:rFonts w:ascii="Courier New" w:cs="Courier New" w:eastAsia="Courier New" w:hAnsi="Courier New"/>
+          <w:color w:val="111111"/>
+          <w:sz w:val="23"/>
+          <w:szCs w:val="23"/>
+          <w:rtl w:val="0"/>
+        </w:rPr>
+        <w:t xml:space="preserve">        CRAWL --&gt; APPSCRIPT</w:t>
+      </w:r>
+    </w:p>
+    <w:p>
+      <w:pPr>
+        <w:rPr>
+          <w:rFonts w:ascii="Courier New" w:cs="Courier New" w:eastAsia="Courier New" w:hAnsi="Courier New"/>
+          <w:color w:val="111111"/>
+          <w:sz w:val="23"/>
+          <w:szCs w:val="23"/>
+        </w:rPr>
+      </w:pPr>
+      <w:r>
+        <w:rPr>
+          <w:rFonts w:ascii="Courier New" w:cs="Courier New" w:eastAsia="Courier New" w:hAnsi="Courier New"/>
+          <w:color w:val="111111"/>
+          <w:sz w:val="23"/>
+          <w:szCs w:val="23"/>
+          <w:rtl w:val="0"/>
+        </w:rPr>
+        <w:t xml:space="preserve">        GSHEET --&gt; API</w:t>
+      </w:r>
+    </w:p>
+    <w:p>
+      <w:pPr>
+        <w:rPr>
+          <w:rFonts w:ascii="Courier New" w:cs="Courier New" w:eastAsia="Courier New" w:hAnsi="Courier New"/>
+          <w:color w:val="111111"/>
+          <w:sz w:val="23"/>
+          <w:szCs w:val="23"/>
+        </w:rPr>
+      </w:pPr>
+      <w:r>
+        <w:rPr>
+          <w:rtl w:val="0"/>
+        </w:rPr>
+      </w:r>
+    </w:p>
+    <w:p>
+      <w:pPr>
+        <w:rPr>
+          <w:rFonts w:ascii="Courier New" w:cs="Courier New" w:eastAsia="Courier New" w:hAnsi="Courier New"/>
+          <w:color w:val="111111"/>
+          <w:sz w:val="23"/>
+          <w:szCs w:val="23"/>
+        </w:rPr>
+      </w:pPr>
+      <w:r>
+        <w:rPr>
+          <w:rFonts w:ascii="Courier New" w:cs="Courier New" w:eastAsia="Courier New" w:hAnsi="Courier New"/>
+          <w:color w:val="111111"/>
+          <w:sz w:val="23"/>
+          <w:szCs w:val="23"/>
+          <w:rtl w:val="0"/>
+        </w:rPr>
+        <w:t xml:space="preserve">    end</w:t>
+      </w:r>
+    </w:p>
+    <w:p>
+      <w:pPr>
+        <w:rPr>
+          <w:rFonts w:ascii="Courier New" w:cs="Courier New" w:eastAsia="Courier New" w:hAnsi="Courier New"/>
+          <w:color w:val="111111"/>
+          <w:sz w:val="23"/>
+          <w:szCs w:val="23"/>
+        </w:rPr>
+      </w:pPr>
+      <w:r>
+        <w:rPr>
+          <w:rtl w:val="0"/>
+        </w:rPr>
+      </w:r>
+    </w:p>
+    <w:p>
+      <w:pPr>
+        <w:rPr>
+          <w:rFonts w:ascii="Courier New" w:cs="Courier New" w:eastAsia="Courier New" w:hAnsi="Courier New"/>
+          <w:color w:val="111111"/>
+          <w:sz w:val="23"/>
+          <w:szCs w:val="23"/>
+        </w:rPr>
+      </w:pPr>
+      <w:r>
+        <w:rPr>
+          <w:rFonts w:ascii="Courier New" w:cs="Courier New" w:eastAsia="Courier New" w:hAnsi="Courier New"/>
+          <w:color w:val="111111"/>
+          <w:sz w:val="23"/>
+          <w:szCs w:val="23"/>
+          <w:rtl w:val="0"/>
+        </w:rPr>
+        <w:t xml:space="preserve">    subgraph GIT</w:t>
+      </w:r>
+    </w:p>
+    <w:p>
+      <w:pPr>
+        <w:rPr>
+          <w:rFonts w:ascii="Courier New" w:cs="Courier New" w:eastAsia="Courier New" w:hAnsi="Courier New"/>
+          <w:color w:val="111111"/>
+          <w:sz w:val="23"/>
+          <w:szCs w:val="23"/>
+        </w:rPr>
+      </w:pPr>
+      <w:r>
+        <w:rPr>
+          <w:rFonts w:ascii="Courier New" w:cs="Courier New" w:eastAsia="Courier New" w:hAnsi="Courier New"/>
+          <w:color w:val="111111"/>
+          <w:sz w:val="23"/>
+          <w:szCs w:val="23"/>
+          <w:rtl w:val="0"/>
+        </w:rPr>
+        <w:t xml:space="preserve">        HTML[HTML]</w:t>
+      </w:r>
+    </w:p>
+    <w:p>
+      <w:pPr>
+        <w:rPr>
+          <w:rFonts w:ascii="Courier New" w:cs="Courier New" w:eastAsia="Courier New" w:hAnsi="Courier New"/>
+          <w:color w:val="111111"/>
+          <w:sz w:val="23"/>
+          <w:szCs w:val="23"/>
+        </w:rPr>
+      </w:pPr>
+      <w:r>
+        <w:rPr>
+          <w:rFonts w:ascii="Courier New" w:cs="Courier New" w:eastAsia="Courier New" w:hAnsi="Courier New"/>
+          <w:color w:val="111111"/>
+          <w:sz w:val="23"/>
+          <w:szCs w:val="23"/>
+          <w:rtl w:val="0"/>
+        </w:rPr>
+        <w:t xml:space="preserve">    end</w:t>
+      </w:r>
+    </w:p>
+    <w:p>
+      <w:pPr>
+        <w:rPr>
+          <w:rFonts w:ascii="Courier New" w:cs="Courier New" w:eastAsia="Courier New" w:hAnsi="Courier New"/>
+          <w:color w:val="111111"/>
+          <w:sz w:val="23"/>
+          <w:szCs w:val="23"/>
+        </w:rPr>
+      </w:pPr>
+      <w:r>
+        <w:rPr>
+          <w:rtl w:val="0"/>
+        </w:rPr>
+      </w:r>
+    </w:p>
+    <w:p>
+      <w:pPr>
+        <w:rPr>
+          <w:rFonts w:ascii="Courier New" w:cs="Courier New" w:eastAsia="Courier New" w:hAnsi="Courier New"/>
+          <w:color w:val="111111"/>
+          <w:sz w:val="23"/>
+          <w:szCs w:val="23"/>
+        </w:rPr>
+      </w:pPr>
+      <w:r>
+        <w:rPr>
+          <w:rFonts w:ascii="Courier New" w:cs="Courier New" w:eastAsia="Courier New" w:hAnsi="Courier New"/>
+          <w:color w:val="111111"/>
+          <w:sz w:val="23"/>
+          <w:szCs w:val="23"/>
+          <w:rtl w:val="0"/>
+        </w:rPr>
+        <w:t xml:space="preserve">    APPSCRIPT &lt;--&gt; HTML</w:t>
+      </w:r>
+    </w:p>
+    <w:p>
+      <w:pPr>
+        <w:rPr>
+          <w:rFonts w:ascii="Courier New" w:cs="Courier New" w:eastAsia="Courier New" w:hAnsi="Courier New"/>
+          <w:color w:val="111111"/>
+          <w:sz w:val="23"/>
+          <w:szCs w:val="23"/>
+        </w:rPr>
+      </w:pPr>
+      <w:r>
+        <w:rPr>
+          <w:rFonts w:ascii="Courier New" w:cs="Courier New" w:eastAsia="Courier New" w:hAnsi="Courier New"/>
+          <w:color w:val="111111"/>
+          <w:sz w:val="23"/>
+          <w:szCs w:val="23"/>
+          <w:rtl w:val="0"/>
+        </w:rPr>
+        <w:t xml:space="preserve">    API &lt;--&gt; HTML</w:t>
+      </w:r>
+    </w:p>
+    <w:p>
+      <w:pPr>
+        <w:rPr>
+          <w:rFonts w:ascii="Courier New" w:cs="Courier New" w:eastAsia="Courier New" w:hAnsi="Courier New"/>
+          <w:color w:val="111111"/>
+          <w:sz w:val="23"/>
+          <w:szCs w:val="23"/>
+        </w:rPr>
+      </w:pPr>
+      <w:r>
+        <w:rPr>
+          <w:rtl w:val="0"/>
+        </w:rPr>
+      </w:r>
+    </w:p>
+    <w:p>
+      <w:pPr>
+        <w:rPr>
+          <w:rFonts w:ascii="Courier New" w:cs="Courier New" w:eastAsia="Courier New" w:hAnsi="Courier New"/>
+          <w:color w:val="111111"/>
+          <w:sz w:val="23"/>
+          <w:szCs w:val="23"/>
+        </w:rPr>
+      </w:pPr>
+      <w:r>
+        <w:rPr>
+          <w:rFonts w:ascii="Gungsuh" w:cs="Gungsuh" w:eastAsia="Gungsuh" w:hAnsi="Gungsuh"/>
+          <w:color w:val="111111"/>
+          <w:sz w:val="23"/>
+          <w:szCs w:val="23"/>
+          <w:rtl w:val="0"/>
+        </w:rPr>
+        <w:t xml:space="preserve">    SLOW[속도 느림]</w:t>
+      </w:r>
+    </w:p>
+    <w:p>
+      <w:pPr>
+        <w:rPr>
+          <w:rFonts w:ascii="Courier New" w:cs="Courier New" w:eastAsia="Courier New" w:hAnsi="Courier New"/>
+          <w:color w:val="111111"/>
+          <w:sz w:val="23"/>
+          <w:szCs w:val="23"/>
+        </w:rPr>
+      </w:pPr>
+      <w:r>
+        <w:rPr>
+          <w:rFonts w:ascii="Courier New" w:cs="Courier New" w:eastAsia="Courier New" w:hAnsi="Courier New"/>
+          <w:color w:val="111111"/>
+          <w:sz w:val="23"/>
+          <w:szCs w:val="23"/>
+          <w:rtl w:val="0"/>
+        </w:rPr>
+        <w:t xml:space="preserve">    GDRIVE --- SLOW --- GIT</w:t>
+      </w:r>
+    </w:p>
+    <w:p>
+      <w:pPr>
+        <w:rPr>
+          <w:rFonts w:ascii="Courier New" w:cs="Courier New" w:eastAsia="Courier New" w:hAnsi="Courier New"/>
+          <w:color w:val="111111"/>
+          <w:sz w:val="23"/>
+          <w:szCs w:val="23"/>
+        </w:rPr>
+      </w:pPr>
+      <w:r>
+        <w:rPr>
+          <w:rFonts w:ascii="Courier New" w:cs="Courier New" w:eastAsia="Courier New" w:hAnsi="Courier New"/>
+          <w:color w:val="111111"/>
+          <w:sz w:val="23"/>
+          <w:szCs w:val="23"/>
+          <w:rtl w:val="0"/>
+        </w:rPr>
+        <w:t xml:space="preserve">```</w:t>
+      </w:r>
+    </w:p>
+    <w:p>
+      <w:pPr>
+        <w:widowControl w:val="0"/>
+        <w:spacing w:after="240" w:before="240" w:lineRule="auto"/>
+        <w:rPr/>
+      </w:pPr>
+      <w:r>
+        <w:rPr>
+          <w:rtl w:val="0"/>
+        </w:rPr>
+        <w:t xml:space="preserve">```</w:t>
+      </w:r>
+    </w:p>
+    <w:p>
+      <w:pPr>
+        <w:widowControl w:val="0"/>
+        <w:spacing w:after="240" w:before="240" w:lineRule="auto"/>
+        <w:rPr/>
+      </w:pPr>
+      <w:r>
+        <w:rPr>
+          <w:rtl w:val="0"/>
+        </w:rPr>
+        <w:t xml:space="preserve">mermaid</w:t>
+      </w:r>
+    </w:p>
+    <w:p>
+      <w:pPr>
+        <w:widowControl w:val="0"/>
+        <w:spacing w:after="240" w:before="240" w:lineRule="auto"/>
+        <w:rPr/>
+      </w:pPr>
+      <w:r>
+        <w:rPr>
+          <w:rtl w:val="0"/>
+        </w:rPr>
+        <w:t xml:space="preserve">flowchart LR</w:t>
+      </w:r>
+    </w:p>
+    <w:p>
+      <w:pPr>
+        <w:widowControl w:val="0"/>
+        <w:spacing w:after="240" w:before="240" w:lineRule="auto"/>
+        <w:rPr/>
+      </w:pPr>
+      <w:r>
+        <w:rPr>
+          <w:rFonts w:ascii="Arial Unicode MS" w:cs="Arial Unicode MS" w:eastAsia="Arial Unicode MS" w:hAnsi="Arial Unicode MS"/>
+          <w:rtl w:val="0"/>
+        </w:rPr>
+        <w:t xml:space="preserve">   subgraph GDRIVE["구글드라이브"]</w:t>
+      </w:r>
+    </w:p>
+    <w:p>
+      <w:pPr>
+        <w:widowControl w:val="0"/>
+        <w:spacing w:after="240" w:before="240" w:lineRule="auto"/>
+        <w:rPr/>
+      </w:pPr>
+      <w:r>
+        <w:rPr>
+          <w:rtl w:val="0"/>
+        </w:rPr>
+        <w:t xml:space="preserve">        subgraph DATA</w:t>
+      </w:r>
+    </w:p>
+    <w:p>
+      <w:pPr>
+        <w:widowControl w:val="0"/>
+        <w:spacing w:after="240" w:before="240" w:lineRule="auto"/>
+        <w:rPr/>
+      </w:pPr>
+      <w:r>
+        <w:rPr>
+          <w:rFonts w:ascii="Arial Unicode MS" w:cs="Arial Unicode MS" w:eastAsia="Arial Unicode MS" w:hAnsi="Arial Unicode MS"/>
+          <w:rtl w:val="0"/>
+        </w:rPr>
+        <w:t xml:space="preserve">            DOC[구글독스 게시글]</w:t>
+      </w:r>
+    </w:p>
+    <w:p>
+      <w:pPr>
+        <w:widowControl w:val="0"/>
+        <w:spacing w:after="240" w:before="240" w:lineRule="auto"/>
+        <w:rPr/>
+      </w:pPr>
+      <w:r>
+        <w:rPr>
+          <w:rFonts w:ascii="Arial Unicode MS" w:cs="Arial Unicode MS" w:eastAsia="Arial Unicode MS" w:hAnsi="Arial Unicode MS"/>
+          <w:rtl w:val="0"/>
+        </w:rPr>
+        <w:t xml:space="preserve">            GDATA[구글 데이터]</w:t>
+      </w:r>
+    </w:p>
+    <w:p>
+      <w:pPr>
+        <w:widowControl w:val="0"/>
+        <w:spacing w:after="240" w:before="240" w:lineRule="auto"/>
+        <w:rPr/>
+      </w:pPr>
+      <w:r>
+        <w:rPr>
+          <w:rtl w:val="0"/>
+        </w:rPr>
+        <w:t xml:space="preserve">        end</w:t>
+      </w:r>
+    </w:p>
+    <w:p>
+      <w:pPr>
+        <w:widowControl w:val="0"/>
+        <w:spacing w:after="240" w:before="240" w:lineRule="auto"/>
+        <w:rPr/>
+      </w:pPr>
+      <w:r>
+        <w:rPr>
+          <w:rtl w:val="0"/>
+        </w:rPr>
+      </w:r>
+    </w:p>
+    <w:p>
+      <w:pPr>
+        <w:widowControl w:val="0"/>
+        <w:spacing w:after="240" w:before="240" w:lineRule="auto"/>
+        <w:rPr/>
+      </w:pPr>
+      <w:r>
+        <w:rPr>
+          <w:rtl w:val="0"/>
+        </w:rPr>
+        <w:t xml:space="preserve">        subgraph APP_SCRIPT</w:t>
+      </w:r>
+    </w:p>
+    <w:p>
+      <w:pPr>
+        <w:widowControl w:val="0"/>
+        <w:spacing w:after="240" w:before="240" w:lineRule="auto"/>
+        <w:rPr/>
+      </w:pPr>
+      <w:r>
+        <w:rPr>
+          <w:rFonts w:ascii="Arial Unicode MS" w:cs="Arial Unicode MS" w:eastAsia="Arial Unicode MS" w:hAnsi="Arial Unicode MS"/>
+          <w:rtl w:val="0"/>
+        </w:rPr>
+        <w:t xml:space="preserve">            MDPROC[마크다운변환]</w:t>
+      </w:r>
+    </w:p>
+    <w:p>
+      <w:pPr>
+        <w:widowControl w:val="0"/>
+        <w:spacing w:after="240" w:before="240" w:lineRule="auto"/>
+        <w:rPr/>
+      </w:pPr>
+      <w:r>
+        <w:rPr>
+          <w:rFonts w:ascii="Arial Unicode MS" w:cs="Arial Unicode MS" w:eastAsia="Arial Unicode MS" w:hAnsi="Arial Unicode MS"/>
+          <w:rtl w:val="0"/>
+        </w:rPr>
+        <w:t xml:space="preserve">            DATAPROC[데이터만 깃에 전송]</w:t>
+      </w:r>
+    </w:p>
+    <w:p>
+      <w:pPr>
+        <w:widowControl w:val="0"/>
+        <w:spacing w:after="240" w:before="240" w:lineRule="auto"/>
+        <w:rPr/>
+      </w:pPr>
+      <w:r>
+        <w:rPr>
+          <w:rtl w:val="0"/>
+        </w:rPr>
+        <w:t xml:space="preserve">        end</w:t>
+      </w:r>
+    </w:p>
+    <w:p>
+      <w:pPr>
+        <w:widowControl w:val="0"/>
+        <w:spacing w:after="240" w:before="240" w:lineRule="auto"/>
+        <w:rPr/>
+      </w:pPr>
+      <w:r>
+        <w:rPr>
+          <w:rtl w:val="0"/>
+        </w:rPr>
+      </w:r>
+    </w:p>
+    <w:p>
+      <w:pPr>
+        <w:widowControl w:val="0"/>
+        <w:spacing w:after="240" w:before="240" w:lineRule="auto"/>
+        <w:rPr/>
+      </w:pPr>
+      <w:r>
+        <w:rPr>
+          <w:rtl w:val="0"/>
+        </w:rPr>
+        <w:t xml:space="preserve">        DOC --&gt; MDPROC</w:t>
+      </w:r>
+    </w:p>
+    <w:p>
+      <w:pPr>
+        <w:widowControl w:val="0"/>
+        <w:spacing w:after="240" w:before="240" w:lineRule="auto"/>
+        <w:rPr/>
+      </w:pPr>
+      <w:r>
+        <w:rPr>
+          <w:rtl w:val="0"/>
+        </w:rPr>
+        <w:t xml:space="preserve">        GDATA --&gt; DATAPROC</w:t>
+      </w:r>
+    </w:p>
+    <w:p>
+      <w:pPr>
+        <w:widowControl w:val="0"/>
+        <w:spacing w:after="240" w:before="240" w:lineRule="auto"/>
+        <w:rPr/>
+      </w:pPr>
+      <w:r>
+        <w:rPr>
+          <w:rtl w:val="0"/>
+        </w:rPr>
+      </w:r>
+    </w:p>
+    <w:p>
+      <w:pPr>
+        <w:widowControl w:val="0"/>
+        <w:spacing w:after="240" w:before="240" w:lineRule="auto"/>
+        <w:rPr/>
+      </w:pPr>
+      <w:r>
+        <w:rPr>
+          <w:rtl w:val="0"/>
+        </w:rPr>
+        <w:t xml:space="preserve">    end</w:t>
+      </w:r>
+    </w:p>
+    <w:p>
+      <w:pPr>
+        <w:widowControl w:val="0"/>
+        <w:spacing w:after="240" w:before="240" w:lineRule="auto"/>
+        <w:rPr/>
+      </w:pPr>
+      <w:r>
+        <w:rPr>
+          <w:rtl w:val="0"/>
+        </w:rPr>
+      </w:r>
+    </w:p>
+    <w:p>
+      <w:pPr>
+        <w:widowControl w:val="0"/>
+        <w:spacing w:after="240" w:before="240" w:lineRule="auto"/>
+        <w:rPr/>
+      </w:pPr>
+      <w:r>
+        <w:rPr>
+          <w:rtl w:val="0"/>
+        </w:rPr>
+      </w:r>
+    </w:p>
+    <w:p>
+      <w:pPr>
+        <w:widowControl w:val="0"/>
+        <w:spacing w:after="240" w:before="240" w:lineRule="auto"/>
+        <w:rPr/>
+      </w:pPr>
+      <w:r>
+        <w:rPr>
+          <w:rtl w:val="0"/>
+        </w:rPr>
+        <w:t xml:space="preserve">    subgraph GIT["Git"]</w:t>
+      </w:r>
+    </w:p>
+    <w:p>
+      <w:pPr>
+        <w:widowControl w:val="0"/>
+        <w:spacing w:after="240" w:before="240" w:lineRule="auto"/>
+        <w:rPr/>
+      </w:pPr>
+      <w:r>
+        <w:rPr>
+          <w:rtl w:val="0"/>
+        </w:rPr>
+      </w:r>
+    </w:p>
+    <w:p>
+      <w:pPr>
+        <w:widowControl w:val="0"/>
+        <w:spacing w:after="240" w:before="240" w:lineRule="auto"/>
+        <w:rPr/>
+      </w:pPr>
+      <w:r>
+        <w:rPr>
+          <w:rtl w:val="0"/>
+        </w:rPr>
+        <w:t xml:space="preserve">        subgraph HTML</w:t>
+      </w:r>
+    </w:p>
+    <w:p>
+      <w:pPr>
+        <w:widowControl w:val="0"/>
+        <w:spacing w:after="240" w:before="240" w:lineRule="auto"/>
+        <w:rPr/>
+      </w:pPr>
+      <w:r>
+        <w:rPr>
+          <w:rtl w:val="0"/>
+        </w:rPr>
+        <w:t xml:space="preserve">            APP[App]</w:t>
+      </w:r>
+    </w:p>
+    <w:p>
+      <w:pPr>
+        <w:widowControl w:val="0"/>
+        <w:spacing w:after="240" w:before="240" w:lineRule="auto"/>
+        <w:rPr/>
+      </w:pPr>
+      <w:r>
+        <w:rPr>
+          <w:rtl w:val="0"/>
+        </w:rPr>
+        <w:t xml:space="preserve">            MD[.md]</w:t>
+      </w:r>
+    </w:p>
+    <w:p>
+      <w:pPr>
+        <w:widowControl w:val="0"/>
+        <w:spacing w:after="240" w:before="240" w:lineRule="auto"/>
+        <w:rPr/>
+      </w:pPr>
+      <w:r>
+        <w:rPr>
+          <w:rtl w:val="0"/>
+        </w:rPr>
+        <w:t xml:space="preserve">            JSON[.json]</w:t>
+      </w:r>
+    </w:p>
+    <w:p>
+      <w:pPr>
+        <w:widowControl w:val="0"/>
+        <w:spacing w:after="240" w:before="240" w:lineRule="auto"/>
+        <w:rPr/>
+      </w:pPr>
+      <w:r>
+        <w:rPr>
+          <w:rtl w:val="0"/>
+        </w:rPr>
+        <w:t xml:space="preserve">        end</w:t>
+      </w:r>
+    </w:p>
+    <w:p>
+      <w:pPr>
+        <w:widowControl w:val="0"/>
+        <w:spacing w:after="240" w:before="240" w:lineRule="auto"/>
+        <w:rPr/>
+      </w:pPr>
+      <w:r>
+        <w:rPr>
+          <w:rtl w:val="0"/>
+        </w:rPr>
+      </w:r>
+    </w:p>
+    <w:p>
+      <w:pPr>
+        <w:widowControl w:val="0"/>
+        <w:spacing w:after="240" w:before="240" w:lineRule="auto"/>
+        <w:rPr/>
+      </w:pPr>
+      <w:r>
+        <w:rPr>
+          <w:rtl w:val="0"/>
+        </w:rPr>
+        <w:t xml:space="preserve">    end</w:t>
+      </w:r>
+    </w:p>
+    <w:p>
+      <w:pPr>
+        <w:widowControl w:val="0"/>
+        <w:spacing w:after="240" w:before="240" w:lineRule="auto"/>
+        <w:rPr/>
+      </w:pPr>
+      <w:r>
+        <w:rPr>
+          <w:rtl w:val="0"/>
+        </w:rPr>
+      </w:r>
+    </w:p>
+    <w:p>
+      <w:pPr>
+        <w:widowControl w:val="0"/>
+        <w:spacing w:after="240" w:before="240" w:lineRule="auto"/>
+        <w:rPr/>
+      </w:pPr>
+      <w:r>
+        <w:rPr>
+          <w:rtl w:val="0"/>
+        </w:rPr>
+      </w:r>
+    </w:p>
+    <w:p>
+      <w:pPr>
+        <w:widowControl w:val="0"/>
+        <w:spacing w:after="240" w:before="240" w:lineRule="auto"/>
+        <w:rPr/>
+      </w:pPr>
+      <w:r>
+        <w:rPr>
+          <w:rtl w:val="0"/>
+        </w:rPr>
+        <w:t xml:space="preserve">    MDPROC --&gt; MD</w:t>
+      </w:r>
+    </w:p>
+    <w:p>
+      <w:pPr>
+        <w:widowControl w:val="0"/>
+        <w:spacing w:after="240" w:before="240" w:lineRule="auto"/>
+        <w:rPr/>
+      </w:pPr>
+      <w:r>
+        <w:rPr>
+          <w:rtl w:val="0"/>
+        </w:rPr>
+        <w:t xml:space="preserve">    DATAPROC --&gt; JSON</w:t>
+      </w:r>
+    </w:p>
+    <w:p>
+      <w:pPr>
+        <w:widowControl w:val="0"/>
+        <w:spacing w:after="240" w:before="240" w:lineRule="auto"/>
+        <w:rPr/>
+      </w:pPr>
+      <w:r>
+        <w:rPr>
+          <w:rtl w:val="0"/>
+        </w:rPr>
+      </w:r>
+    </w:p>
+    <w:p>
+      <w:pPr>
+        <w:widowControl w:val="0"/>
+        <w:spacing w:after="240" w:before="240" w:lineRule="auto"/>
+        <w:rPr/>
+      </w:pPr>
+      <w:r>
+        <w:rPr>
+          <w:rFonts w:ascii="Arial Unicode MS" w:cs="Arial Unicode MS" w:eastAsia="Arial Unicode MS" w:hAnsi="Arial Unicode MS"/>
+          <w:rtl w:val="0"/>
+        </w:rPr>
+        <w:t xml:space="preserve">    GDRIVE -- 속도 빠름 --&gt; GIT</w:t>
+      </w:r>
+    </w:p>
+    <w:p>
+      <w:pPr>
+        <w:widowControl w:val="0"/>
+        <w:spacing w:after="240" w:before="240" w:lineRule="auto"/>
+        <w:rPr/>
+      </w:pPr>
+      <w:r>
+        <w:rPr>
+          <w:rtl w:val="0"/>
+        </w:rPr>
+        <w:t xml:space="preserve">```</w:t>
       </w:r>
     </w:p>
     <w:p>

--- a/raw/docs/1M3M6Nr1fYRsocNbvE32s6nXe50iyBJkcQWSfOhPhyWI.docx
+++ b/raw/docs/1M3M6Nr1fYRsocNbvE32s6nXe50iyBJkcQWSfOhPhyWI.docx
@@ -524,578 +524,557 @@
           <w:szCs w:val="23"/>
           <w:rtl w:val="0"/>
         </w:rPr>
+        <w:t xml:space="preserve">```mermaid</w:t>
+      </w:r>
+    </w:p>
+    <w:p>
+      <w:pPr>
+        <w:rPr>
+          <w:rFonts w:ascii="Courier New" w:cs="Courier New" w:eastAsia="Courier New" w:hAnsi="Courier New"/>
+          <w:color w:val="111111"/>
+          <w:sz w:val="23"/>
+          <w:szCs w:val="23"/>
+        </w:rPr>
+      </w:pPr>
+      <w:r>
+        <w:rPr>
+          <w:rFonts w:ascii="Courier New" w:cs="Courier New" w:eastAsia="Courier New" w:hAnsi="Courier New"/>
+          <w:color w:val="111111"/>
+          <w:sz w:val="23"/>
+          <w:szCs w:val="23"/>
+          <w:rtl w:val="0"/>
+        </w:rPr>
+        <w:t xml:space="preserve">flowchart LR</w:t>
+      </w:r>
+    </w:p>
+    <w:p>
+      <w:pPr>
+        <w:rPr>
+          <w:rFonts w:ascii="Courier New" w:cs="Courier New" w:eastAsia="Courier New" w:hAnsi="Courier New"/>
+          <w:color w:val="111111"/>
+          <w:sz w:val="23"/>
+          <w:szCs w:val="23"/>
+        </w:rPr>
+      </w:pPr>
+      <w:r>
+        <w:rPr>
+          <w:rtl w:val="0"/>
+        </w:rPr>
+      </w:r>
+    </w:p>
+    <w:p>
+      <w:pPr>
+        <w:rPr>
+          <w:rFonts w:ascii="Courier New" w:cs="Courier New" w:eastAsia="Courier New" w:hAnsi="Courier New"/>
+          <w:color w:val="111111"/>
+          <w:sz w:val="23"/>
+          <w:szCs w:val="23"/>
+        </w:rPr>
+      </w:pPr>
+      <w:r>
+        <w:rPr>
+          <w:rFonts w:ascii="Gungsuh" w:cs="Gungsuh" w:eastAsia="Gungsuh" w:hAnsi="Gungsuh"/>
+          <w:color w:val="111111"/>
+          <w:sz w:val="23"/>
+          <w:szCs w:val="23"/>
+          <w:rtl w:val="0"/>
+        </w:rPr>
+        <w:t xml:space="preserve">    subgraph GDRIVE[구글드라이브]</w:t>
+      </w:r>
+    </w:p>
+    <w:p>
+      <w:pPr>
+        <w:rPr>
+          <w:rFonts w:ascii="Courier New" w:cs="Courier New" w:eastAsia="Courier New" w:hAnsi="Courier New"/>
+          <w:color w:val="111111"/>
+          <w:sz w:val="23"/>
+          <w:szCs w:val="23"/>
+        </w:rPr>
+      </w:pPr>
+      <w:r>
+        <w:rPr>
+          <w:rFonts w:ascii="Courier New" w:cs="Courier New" w:eastAsia="Courier New" w:hAnsi="Courier New"/>
+          <w:color w:val="111111"/>
+          <w:sz w:val="23"/>
+          <w:szCs w:val="23"/>
+          <w:rtl w:val="0"/>
+        </w:rPr>
+        <w:t xml:space="preserve">        subgraph DATA</w:t>
+      </w:r>
+    </w:p>
+    <w:p>
+      <w:pPr>
+        <w:rPr>
+          <w:rFonts w:ascii="Courier New" w:cs="Courier New" w:eastAsia="Courier New" w:hAnsi="Courier New"/>
+          <w:color w:val="111111"/>
+          <w:sz w:val="23"/>
+          <w:szCs w:val="23"/>
+        </w:rPr>
+      </w:pPr>
+      <w:r>
+        <w:rPr>
+          <w:rFonts w:ascii="Gungsuh" w:cs="Gungsuh" w:eastAsia="Gungsuh" w:hAnsi="Gungsuh"/>
+          <w:color w:val="111111"/>
+          <w:sz w:val="23"/>
+          <w:szCs w:val="23"/>
+          <w:rtl w:val="0"/>
+        </w:rPr>
+        <w:t xml:space="preserve">            CRAWL[구글독스; 게시글]</w:t>
+      </w:r>
+    </w:p>
+    <w:p>
+      <w:pPr>
+        <w:rPr>
+          <w:rFonts w:ascii="Courier New" w:cs="Courier New" w:eastAsia="Courier New" w:hAnsi="Courier New"/>
+          <w:color w:val="111111"/>
+          <w:sz w:val="23"/>
+          <w:szCs w:val="23"/>
+        </w:rPr>
+      </w:pPr>
+      <w:r>
+        <w:rPr>
+          <w:rFonts w:ascii="Gungsuh" w:cs="Gungsuh" w:eastAsia="Gungsuh" w:hAnsi="Gungsuh"/>
+          <w:color w:val="111111"/>
+          <w:sz w:val="23"/>
+          <w:szCs w:val="23"/>
+          <w:rtl w:val="0"/>
+        </w:rPr>
+        <w:t xml:space="preserve">            GSHEET[구글; 데이터]</w:t>
+      </w:r>
+    </w:p>
+    <w:p>
+      <w:pPr>
+        <w:rPr>
+          <w:rFonts w:ascii="Courier New" w:cs="Courier New" w:eastAsia="Courier New" w:hAnsi="Courier New"/>
+          <w:color w:val="111111"/>
+          <w:sz w:val="23"/>
+          <w:szCs w:val="23"/>
+        </w:rPr>
+      </w:pPr>
+      <w:r>
+        <w:rPr>
+          <w:rFonts w:ascii="Courier New" w:cs="Courier New" w:eastAsia="Courier New" w:hAnsi="Courier New"/>
+          <w:color w:val="111111"/>
+          <w:sz w:val="23"/>
+          <w:szCs w:val="23"/>
+          <w:rtl w:val="0"/>
+        </w:rPr>
+        <w:t xml:space="preserve">        end</w:t>
+      </w:r>
+    </w:p>
+    <w:p>
+      <w:pPr>
+        <w:rPr>
+          <w:rFonts w:ascii="Courier New" w:cs="Courier New" w:eastAsia="Courier New" w:hAnsi="Courier New"/>
+          <w:color w:val="111111"/>
+          <w:sz w:val="23"/>
+          <w:szCs w:val="23"/>
+        </w:rPr>
+      </w:pPr>
+      <w:r>
+        <w:rPr>
+          <w:rtl w:val="0"/>
+        </w:rPr>
+      </w:r>
+    </w:p>
+    <w:p>
+      <w:pPr>
+        <w:rPr>
+          <w:rFonts w:ascii="Courier New" w:cs="Courier New" w:eastAsia="Courier New" w:hAnsi="Courier New"/>
+          <w:color w:val="111111"/>
+          <w:sz w:val="23"/>
+          <w:szCs w:val="23"/>
+        </w:rPr>
+      </w:pPr>
+      <w:r>
+        <w:rPr>
+          <w:rFonts w:ascii="Courier New" w:cs="Courier New" w:eastAsia="Courier New" w:hAnsi="Courier New"/>
+          <w:color w:val="111111"/>
+          <w:sz w:val="23"/>
+          <w:szCs w:val="23"/>
+          <w:rtl w:val="0"/>
+        </w:rPr>
+        <w:t xml:space="preserve">        subgraph APP_SCRIPT</w:t>
+      </w:r>
+    </w:p>
+    <w:p>
+      <w:pPr>
+        <w:rPr>
+          <w:rFonts w:ascii="Courier New" w:cs="Courier New" w:eastAsia="Courier New" w:hAnsi="Courier New"/>
+          <w:color w:val="111111"/>
+          <w:sz w:val="23"/>
+          <w:szCs w:val="23"/>
+        </w:rPr>
+      </w:pPr>
+      <w:r>
+        <w:rPr>
+          <w:rFonts w:ascii="Gungsuh" w:cs="Gungsuh" w:eastAsia="Gungsuh" w:hAnsi="Gungsuh"/>
+          <w:color w:val="111111"/>
+          <w:sz w:val="23"/>
+          <w:szCs w:val="23"/>
+          <w:rtl w:val="0"/>
+        </w:rPr>
+        <w:t xml:space="preserve">            APPSCRIPT[마크다운변환]</w:t>
+      </w:r>
+    </w:p>
+    <w:p>
+      <w:pPr>
+        <w:rPr>
+          <w:rFonts w:ascii="Courier New" w:cs="Courier New" w:eastAsia="Courier New" w:hAnsi="Courier New"/>
+          <w:color w:val="111111"/>
+          <w:sz w:val="23"/>
+          <w:szCs w:val="23"/>
+        </w:rPr>
+      </w:pPr>
+      <w:r>
+        <w:rPr>
+          <w:rFonts w:ascii="Gungsuh" w:cs="Gungsuh" w:eastAsia="Gungsuh" w:hAnsi="Gungsuh"/>
+          <w:color w:val="111111"/>
+          <w:sz w:val="23"/>
+          <w:szCs w:val="23"/>
+          <w:rtl w:val="0"/>
+        </w:rPr>
+        <w:t xml:space="preserve">            API[데이터구조화]</w:t>
+      </w:r>
+    </w:p>
+    <w:p>
+      <w:pPr>
+        <w:rPr>
+          <w:rFonts w:ascii="Courier New" w:cs="Courier New" w:eastAsia="Courier New" w:hAnsi="Courier New"/>
+          <w:color w:val="111111"/>
+          <w:sz w:val="23"/>
+          <w:szCs w:val="23"/>
+        </w:rPr>
+      </w:pPr>
+      <w:r>
+        <w:rPr>
+          <w:rFonts w:ascii="Courier New" w:cs="Courier New" w:eastAsia="Courier New" w:hAnsi="Courier New"/>
+          <w:color w:val="111111"/>
+          <w:sz w:val="23"/>
+          <w:szCs w:val="23"/>
+          <w:rtl w:val="0"/>
+        </w:rPr>
+        <w:t xml:space="preserve">        end</w:t>
+      </w:r>
+    </w:p>
+    <w:p>
+      <w:pPr>
+        <w:rPr>
+          <w:rFonts w:ascii="Courier New" w:cs="Courier New" w:eastAsia="Courier New" w:hAnsi="Courier New"/>
+          <w:color w:val="111111"/>
+          <w:sz w:val="23"/>
+          <w:szCs w:val="23"/>
+        </w:rPr>
+      </w:pPr>
+      <w:r>
+        <w:rPr>
+          <w:rtl w:val="0"/>
+        </w:rPr>
+      </w:r>
+    </w:p>
+    <w:p>
+      <w:pPr>
+        <w:rPr>
+          <w:rFonts w:ascii="Courier New" w:cs="Courier New" w:eastAsia="Courier New" w:hAnsi="Courier New"/>
+          <w:color w:val="111111"/>
+          <w:sz w:val="23"/>
+          <w:szCs w:val="23"/>
+        </w:rPr>
+      </w:pPr>
+      <w:r>
+        <w:rPr>
+          <w:rFonts w:ascii="Courier New" w:cs="Courier New" w:eastAsia="Courier New" w:hAnsi="Courier New"/>
+          <w:color w:val="111111"/>
+          <w:sz w:val="23"/>
+          <w:szCs w:val="23"/>
+          <w:rtl w:val="0"/>
+        </w:rPr>
+        <w:t xml:space="preserve">        CRAWL --&gt; APPSCRIPT</w:t>
+      </w:r>
+    </w:p>
+    <w:p>
+      <w:pPr>
+        <w:rPr>
+          <w:rFonts w:ascii="Courier New" w:cs="Courier New" w:eastAsia="Courier New" w:hAnsi="Courier New"/>
+          <w:color w:val="111111"/>
+          <w:sz w:val="23"/>
+          <w:szCs w:val="23"/>
+        </w:rPr>
+      </w:pPr>
+      <w:r>
+        <w:rPr>
+          <w:rFonts w:ascii="Courier New" w:cs="Courier New" w:eastAsia="Courier New" w:hAnsi="Courier New"/>
+          <w:color w:val="111111"/>
+          <w:sz w:val="23"/>
+          <w:szCs w:val="23"/>
+          <w:rtl w:val="0"/>
+        </w:rPr>
+        <w:t xml:space="preserve">        GSHEET --&gt; API</w:t>
+      </w:r>
+    </w:p>
+    <w:p>
+      <w:pPr>
+        <w:rPr>
+          <w:rFonts w:ascii="Courier New" w:cs="Courier New" w:eastAsia="Courier New" w:hAnsi="Courier New"/>
+          <w:color w:val="111111"/>
+          <w:sz w:val="23"/>
+          <w:szCs w:val="23"/>
+        </w:rPr>
+      </w:pPr>
+      <w:r>
+        <w:rPr>
+          <w:rtl w:val="0"/>
+        </w:rPr>
+      </w:r>
+    </w:p>
+    <w:p>
+      <w:pPr>
+        <w:rPr>
+          <w:rFonts w:ascii="Courier New" w:cs="Courier New" w:eastAsia="Courier New" w:hAnsi="Courier New"/>
+          <w:color w:val="111111"/>
+          <w:sz w:val="23"/>
+          <w:szCs w:val="23"/>
+        </w:rPr>
+      </w:pPr>
+      <w:r>
+        <w:rPr>
+          <w:rFonts w:ascii="Courier New" w:cs="Courier New" w:eastAsia="Courier New" w:hAnsi="Courier New"/>
+          <w:color w:val="111111"/>
+          <w:sz w:val="23"/>
+          <w:szCs w:val="23"/>
+          <w:rtl w:val="0"/>
+        </w:rPr>
+        <w:t xml:space="preserve">    end</w:t>
+      </w:r>
+    </w:p>
+    <w:p>
+      <w:pPr>
+        <w:rPr>
+          <w:rFonts w:ascii="Courier New" w:cs="Courier New" w:eastAsia="Courier New" w:hAnsi="Courier New"/>
+          <w:color w:val="111111"/>
+          <w:sz w:val="23"/>
+          <w:szCs w:val="23"/>
+        </w:rPr>
+      </w:pPr>
+      <w:r>
+        <w:rPr>
+          <w:rtl w:val="0"/>
+        </w:rPr>
+      </w:r>
+    </w:p>
+    <w:p>
+      <w:pPr>
+        <w:rPr>
+          <w:rFonts w:ascii="Courier New" w:cs="Courier New" w:eastAsia="Courier New" w:hAnsi="Courier New"/>
+          <w:color w:val="111111"/>
+          <w:sz w:val="23"/>
+          <w:szCs w:val="23"/>
+        </w:rPr>
+      </w:pPr>
+      <w:r>
+        <w:rPr>
+          <w:rFonts w:ascii="Courier New" w:cs="Courier New" w:eastAsia="Courier New" w:hAnsi="Courier New"/>
+          <w:color w:val="111111"/>
+          <w:sz w:val="23"/>
+          <w:szCs w:val="23"/>
+          <w:rtl w:val="0"/>
+        </w:rPr>
+        <w:t xml:space="preserve">    subgraph GIT</w:t>
+      </w:r>
+    </w:p>
+    <w:p>
+      <w:pPr>
+        <w:rPr>
+          <w:rFonts w:ascii="Courier New" w:cs="Courier New" w:eastAsia="Courier New" w:hAnsi="Courier New"/>
+          <w:color w:val="111111"/>
+          <w:sz w:val="23"/>
+          <w:szCs w:val="23"/>
+        </w:rPr>
+      </w:pPr>
+      <w:r>
+        <w:rPr>
+          <w:rFonts w:ascii="Courier New" w:cs="Courier New" w:eastAsia="Courier New" w:hAnsi="Courier New"/>
+          <w:color w:val="111111"/>
+          <w:sz w:val="23"/>
+          <w:szCs w:val="23"/>
+          <w:rtl w:val="0"/>
+        </w:rPr>
+        <w:t xml:space="preserve">        HTML[HTML]</w:t>
+      </w:r>
+    </w:p>
+    <w:p>
+      <w:pPr>
+        <w:rPr>
+          <w:rFonts w:ascii="Courier New" w:cs="Courier New" w:eastAsia="Courier New" w:hAnsi="Courier New"/>
+          <w:color w:val="111111"/>
+          <w:sz w:val="23"/>
+          <w:szCs w:val="23"/>
+        </w:rPr>
+      </w:pPr>
+      <w:r>
+        <w:rPr>
+          <w:rFonts w:ascii="Courier New" w:cs="Courier New" w:eastAsia="Courier New" w:hAnsi="Courier New"/>
+          <w:color w:val="111111"/>
+          <w:sz w:val="23"/>
+          <w:szCs w:val="23"/>
+          <w:rtl w:val="0"/>
+        </w:rPr>
+        <w:t xml:space="preserve">    end</w:t>
+      </w:r>
+    </w:p>
+    <w:p>
+      <w:pPr>
+        <w:rPr>
+          <w:rFonts w:ascii="Courier New" w:cs="Courier New" w:eastAsia="Courier New" w:hAnsi="Courier New"/>
+          <w:color w:val="111111"/>
+          <w:sz w:val="23"/>
+          <w:szCs w:val="23"/>
+        </w:rPr>
+      </w:pPr>
+      <w:r>
+        <w:rPr>
+          <w:rtl w:val="0"/>
+        </w:rPr>
+      </w:r>
+    </w:p>
+    <w:p>
+      <w:pPr>
+        <w:rPr>
+          <w:rFonts w:ascii="Courier New" w:cs="Courier New" w:eastAsia="Courier New" w:hAnsi="Courier New"/>
+          <w:color w:val="111111"/>
+          <w:sz w:val="23"/>
+          <w:szCs w:val="23"/>
+        </w:rPr>
+      </w:pPr>
+      <w:r>
+        <w:rPr>
+          <w:rFonts w:ascii="Courier New" w:cs="Courier New" w:eastAsia="Courier New" w:hAnsi="Courier New"/>
+          <w:color w:val="111111"/>
+          <w:sz w:val="23"/>
+          <w:szCs w:val="23"/>
+          <w:rtl w:val="0"/>
+        </w:rPr>
+        <w:t xml:space="preserve">    APPSCRIPT &lt;--&gt; HTML</w:t>
+      </w:r>
+    </w:p>
+    <w:p>
+      <w:pPr>
+        <w:rPr>
+          <w:rFonts w:ascii="Courier New" w:cs="Courier New" w:eastAsia="Courier New" w:hAnsi="Courier New"/>
+          <w:color w:val="111111"/>
+          <w:sz w:val="23"/>
+          <w:szCs w:val="23"/>
+        </w:rPr>
+      </w:pPr>
+      <w:r>
+        <w:rPr>
+          <w:rFonts w:ascii="Courier New" w:cs="Courier New" w:eastAsia="Courier New" w:hAnsi="Courier New"/>
+          <w:color w:val="111111"/>
+          <w:sz w:val="23"/>
+          <w:szCs w:val="23"/>
+          <w:rtl w:val="0"/>
+        </w:rPr>
+        <w:t xml:space="preserve">    API &lt;--&gt; HTML</w:t>
+      </w:r>
+    </w:p>
+    <w:p>
+      <w:pPr>
+        <w:rPr>
+          <w:rFonts w:ascii="Courier New" w:cs="Courier New" w:eastAsia="Courier New" w:hAnsi="Courier New"/>
+          <w:color w:val="111111"/>
+          <w:sz w:val="23"/>
+          <w:szCs w:val="23"/>
+        </w:rPr>
+      </w:pPr>
+      <w:r>
+        <w:rPr>
+          <w:rtl w:val="0"/>
+        </w:rPr>
+      </w:r>
+    </w:p>
+    <w:p>
+      <w:pPr>
+        <w:rPr>
+          <w:rFonts w:ascii="Courier New" w:cs="Courier New" w:eastAsia="Courier New" w:hAnsi="Courier New"/>
+          <w:color w:val="111111"/>
+          <w:sz w:val="23"/>
+          <w:szCs w:val="23"/>
+        </w:rPr>
+      </w:pPr>
+      <w:r>
+        <w:rPr>
+          <w:rFonts w:ascii="Gungsuh" w:cs="Gungsuh" w:eastAsia="Gungsuh" w:hAnsi="Gungsuh"/>
+          <w:color w:val="111111"/>
+          <w:sz w:val="23"/>
+          <w:szCs w:val="23"/>
+          <w:rtl w:val="0"/>
+        </w:rPr>
+        <w:t xml:space="preserve">    SLOW[속도 느림]</w:t>
+      </w:r>
+    </w:p>
+    <w:p>
+      <w:pPr>
+        <w:rPr>
+          <w:rFonts w:ascii="Courier New" w:cs="Courier New" w:eastAsia="Courier New" w:hAnsi="Courier New"/>
+          <w:color w:val="111111"/>
+          <w:sz w:val="23"/>
+          <w:szCs w:val="23"/>
+        </w:rPr>
+      </w:pPr>
+      <w:r>
+        <w:rPr>
+          <w:rFonts w:ascii="Courier New" w:cs="Courier New" w:eastAsia="Courier New" w:hAnsi="Courier New"/>
+          <w:color w:val="111111"/>
+          <w:sz w:val="23"/>
+          <w:szCs w:val="23"/>
+          <w:rtl w:val="0"/>
+        </w:rPr>
+        <w:t xml:space="preserve">    GDRIVE --- SLOW --- GIT</w:t>
+      </w:r>
+    </w:p>
+    <w:p>
+      <w:pPr>
+        <w:rPr>
+          <w:rFonts w:ascii="Courier New" w:cs="Courier New" w:eastAsia="Courier New" w:hAnsi="Courier New"/>
+          <w:color w:val="111111"/>
+          <w:sz w:val="23"/>
+          <w:szCs w:val="23"/>
+        </w:rPr>
+      </w:pPr>
+      <w:r>
+        <w:rPr>
+          <w:rFonts w:ascii="Courier New" w:cs="Courier New" w:eastAsia="Courier New" w:hAnsi="Courier New"/>
+          <w:color w:val="111111"/>
+          <w:sz w:val="23"/>
+          <w:szCs w:val="23"/>
+          <w:rtl w:val="0"/>
+        </w:rPr>
         <w:t xml:space="preserve">```</w:t>
       </w:r>
     </w:p>
     <w:p>
       <w:pPr>
-        <w:rPr>
-          <w:rFonts w:ascii="Courier New" w:cs="Courier New" w:eastAsia="Courier New" w:hAnsi="Courier New"/>
-          <w:color w:val="111111"/>
-          <w:sz w:val="23"/>
-          <w:szCs w:val="23"/>
-        </w:rPr>
-      </w:pPr>
-      <w:r>
-        <w:rPr>
-          <w:rFonts w:ascii="Courier New" w:cs="Courier New" w:eastAsia="Courier New" w:hAnsi="Courier New"/>
-          <w:color w:val="111111"/>
-          <w:sz w:val="23"/>
-          <w:szCs w:val="23"/>
-          <w:rtl w:val="0"/>
-        </w:rPr>
-        <w:t xml:space="preserve">mermaid</w:t>
-      </w:r>
-    </w:p>
-    <w:p>
-      <w:pPr>
-        <w:rPr>
-          <w:rFonts w:ascii="Courier New" w:cs="Courier New" w:eastAsia="Courier New" w:hAnsi="Courier New"/>
-          <w:color w:val="111111"/>
-          <w:sz w:val="23"/>
-          <w:szCs w:val="23"/>
-        </w:rPr>
-      </w:pPr>
-      <w:r>
-        <w:rPr>
-          <w:rFonts w:ascii="Courier New" w:cs="Courier New" w:eastAsia="Courier New" w:hAnsi="Courier New"/>
-          <w:color w:val="111111"/>
-          <w:sz w:val="23"/>
-          <w:szCs w:val="23"/>
-          <w:rtl w:val="0"/>
-        </w:rPr>
-        <w:t xml:space="preserve">flowchart LR</w:t>
-      </w:r>
-    </w:p>
-    <w:p>
-      <w:pPr>
-        <w:rPr>
-          <w:rFonts w:ascii="Courier New" w:cs="Courier New" w:eastAsia="Courier New" w:hAnsi="Courier New"/>
-          <w:color w:val="111111"/>
-          <w:sz w:val="23"/>
-          <w:szCs w:val="23"/>
-        </w:rPr>
-      </w:pPr>
-      <w:r>
-        <w:rPr>
-          <w:rtl w:val="0"/>
-        </w:rPr>
-      </w:r>
-    </w:p>
-    <w:p>
-      <w:pPr>
-        <w:rPr>
-          <w:rFonts w:ascii="Courier New" w:cs="Courier New" w:eastAsia="Courier New" w:hAnsi="Courier New"/>
-          <w:color w:val="111111"/>
-          <w:sz w:val="23"/>
-          <w:szCs w:val="23"/>
-        </w:rPr>
-      </w:pPr>
-      <w:r>
-        <w:rPr>
-          <w:rFonts w:ascii="Gungsuh" w:cs="Gungsuh" w:eastAsia="Gungsuh" w:hAnsi="Gungsuh"/>
-          <w:color w:val="111111"/>
-          <w:sz w:val="23"/>
-          <w:szCs w:val="23"/>
-          <w:rtl w:val="0"/>
-        </w:rPr>
-        <w:t xml:space="preserve">    subgraph GDRIVE[구글드라이브]</w:t>
-      </w:r>
-    </w:p>
-    <w:p>
-      <w:pPr>
-        <w:rPr>
-          <w:rFonts w:ascii="Courier New" w:cs="Courier New" w:eastAsia="Courier New" w:hAnsi="Courier New"/>
-          <w:color w:val="111111"/>
-          <w:sz w:val="23"/>
-          <w:szCs w:val="23"/>
-        </w:rPr>
-      </w:pPr>
-      <w:r>
-        <w:rPr>
-          <w:rFonts w:ascii="Courier New" w:cs="Courier New" w:eastAsia="Courier New" w:hAnsi="Courier New"/>
-          <w:color w:val="111111"/>
-          <w:sz w:val="23"/>
-          <w:szCs w:val="23"/>
-          <w:rtl w:val="0"/>
-        </w:rPr>
-        <w:t xml:space="preserve">        subgraph DATA</w:t>
-      </w:r>
-    </w:p>
-    <w:p>
-      <w:pPr>
-        <w:rPr>
-          <w:rFonts w:ascii="Courier New" w:cs="Courier New" w:eastAsia="Courier New" w:hAnsi="Courier New"/>
-          <w:color w:val="111111"/>
-          <w:sz w:val="23"/>
-          <w:szCs w:val="23"/>
-        </w:rPr>
-      </w:pPr>
-      <w:r>
-        <w:rPr>
-          <w:rFonts w:ascii="Gungsuh" w:cs="Gungsuh" w:eastAsia="Gungsuh" w:hAnsi="Gungsuh"/>
-          <w:color w:val="111111"/>
-          <w:sz w:val="23"/>
-          <w:szCs w:val="23"/>
-          <w:rtl w:val="0"/>
-        </w:rPr>
-        <w:t xml:space="preserve">            CRAWL[구글독스; 게시글]</w:t>
-      </w:r>
-    </w:p>
-    <w:p>
-      <w:pPr>
-        <w:rPr>
-          <w:rFonts w:ascii="Courier New" w:cs="Courier New" w:eastAsia="Courier New" w:hAnsi="Courier New"/>
-          <w:color w:val="111111"/>
-          <w:sz w:val="23"/>
-          <w:szCs w:val="23"/>
-        </w:rPr>
-      </w:pPr>
-      <w:r>
-        <w:rPr>
-          <w:rFonts w:ascii="Gungsuh" w:cs="Gungsuh" w:eastAsia="Gungsuh" w:hAnsi="Gungsuh"/>
-          <w:color w:val="111111"/>
-          <w:sz w:val="23"/>
-          <w:szCs w:val="23"/>
-          <w:rtl w:val="0"/>
-        </w:rPr>
-        <w:t xml:space="preserve">            GSHEET[구글; 데이터]</w:t>
-      </w:r>
-    </w:p>
-    <w:p>
-      <w:pPr>
-        <w:rPr>
-          <w:rFonts w:ascii="Courier New" w:cs="Courier New" w:eastAsia="Courier New" w:hAnsi="Courier New"/>
-          <w:color w:val="111111"/>
-          <w:sz w:val="23"/>
-          <w:szCs w:val="23"/>
-        </w:rPr>
-      </w:pPr>
-      <w:r>
-        <w:rPr>
-          <w:rFonts w:ascii="Courier New" w:cs="Courier New" w:eastAsia="Courier New" w:hAnsi="Courier New"/>
-          <w:color w:val="111111"/>
-          <w:sz w:val="23"/>
-          <w:szCs w:val="23"/>
-          <w:rtl w:val="0"/>
-        </w:rPr>
-        <w:t xml:space="preserve">        end</w:t>
-      </w:r>
-    </w:p>
-    <w:p>
-      <w:pPr>
-        <w:rPr>
-          <w:rFonts w:ascii="Courier New" w:cs="Courier New" w:eastAsia="Courier New" w:hAnsi="Courier New"/>
-          <w:color w:val="111111"/>
-          <w:sz w:val="23"/>
-          <w:szCs w:val="23"/>
-        </w:rPr>
-      </w:pPr>
-      <w:r>
-        <w:rPr>
-          <w:rtl w:val="0"/>
-        </w:rPr>
-      </w:r>
-    </w:p>
-    <w:p>
-      <w:pPr>
-        <w:rPr>
-          <w:rFonts w:ascii="Courier New" w:cs="Courier New" w:eastAsia="Courier New" w:hAnsi="Courier New"/>
-          <w:color w:val="111111"/>
-          <w:sz w:val="23"/>
-          <w:szCs w:val="23"/>
-        </w:rPr>
-      </w:pPr>
-      <w:r>
-        <w:rPr>
-          <w:rFonts w:ascii="Courier New" w:cs="Courier New" w:eastAsia="Courier New" w:hAnsi="Courier New"/>
-          <w:color w:val="111111"/>
-          <w:sz w:val="23"/>
-          <w:szCs w:val="23"/>
-          <w:rtl w:val="0"/>
-        </w:rPr>
-        <w:t xml:space="preserve">        subgraph APP_SCRIPT</w:t>
-      </w:r>
-    </w:p>
-    <w:p>
-      <w:pPr>
-        <w:rPr>
-          <w:rFonts w:ascii="Courier New" w:cs="Courier New" w:eastAsia="Courier New" w:hAnsi="Courier New"/>
-          <w:color w:val="111111"/>
-          <w:sz w:val="23"/>
-          <w:szCs w:val="23"/>
-        </w:rPr>
-      </w:pPr>
-      <w:r>
-        <w:rPr>
-          <w:rFonts w:ascii="Gungsuh" w:cs="Gungsuh" w:eastAsia="Gungsuh" w:hAnsi="Gungsuh"/>
-          <w:color w:val="111111"/>
-          <w:sz w:val="23"/>
-          <w:szCs w:val="23"/>
-          <w:rtl w:val="0"/>
-        </w:rPr>
-        <w:t xml:space="preserve">            APPSCRIPT[마크다운변환]</w:t>
-      </w:r>
-    </w:p>
-    <w:p>
-      <w:pPr>
-        <w:rPr>
-          <w:rFonts w:ascii="Courier New" w:cs="Courier New" w:eastAsia="Courier New" w:hAnsi="Courier New"/>
-          <w:color w:val="111111"/>
-          <w:sz w:val="23"/>
-          <w:szCs w:val="23"/>
-        </w:rPr>
-      </w:pPr>
-      <w:r>
-        <w:rPr>
-          <w:rFonts w:ascii="Gungsuh" w:cs="Gungsuh" w:eastAsia="Gungsuh" w:hAnsi="Gungsuh"/>
-          <w:color w:val="111111"/>
-          <w:sz w:val="23"/>
-          <w:szCs w:val="23"/>
-          <w:rtl w:val="0"/>
-        </w:rPr>
-        <w:t xml:space="preserve">            API[데이터구조화]</w:t>
-      </w:r>
-    </w:p>
-    <w:p>
-      <w:pPr>
-        <w:rPr>
-          <w:rFonts w:ascii="Courier New" w:cs="Courier New" w:eastAsia="Courier New" w:hAnsi="Courier New"/>
-          <w:color w:val="111111"/>
-          <w:sz w:val="23"/>
-          <w:szCs w:val="23"/>
-        </w:rPr>
-      </w:pPr>
-      <w:r>
-        <w:rPr>
-          <w:rFonts w:ascii="Courier New" w:cs="Courier New" w:eastAsia="Courier New" w:hAnsi="Courier New"/>
-          <w:color w:val="111111"/>
-          <w:sz w:val="23"/>
-          <w:szCs w:val="23"/>
-          <w:rtl w:val="0"/>
-        </w:rPr>
-        <w:t xml:space="preserve">        end</w:t>
-      </w:r>
-    </w:p>
-    <w:p>
-      <w:pPr>
-        <w:rPr>
-          <w:rFonts w:ascii="Courier New" w:cs="Courier New" w:eastAsia="Courier New" w:hAnsi="Courier New"/>
-          <w:color w:val="111111"/>
-          <w:sz w:val="23"/>
-          <w:szCs w:val="23"/>
-        </w:rPr>
-      </w:pPr>
-      <w:r>
-        <w:rPr>
-          <w:rtl w:val="0"/>
-        </w:rPr>
-      </w:r>
-    </w:p>
-    <w:p>
-      <w:pPr>
-        <w:rPr>
-          <w:rFonts w:ascii="Courier New" w:cs="Courier New" w:eastAsia="Courier New" w:hAnsi="Courier New"/>
-          <w:color w:val="111111"/>
-          <w:sz w:val="23"/>
-          <w:szCs w:val="23"/>
-        </w:rPr>
-      </w:pPr>
-      <w:r>
-        <w:rPr>
-          <w:rFonts w:ascii="Courier New" w:cs="Courier New" w:eastAsia="Courier New" w:hAnsi="Courier New"/>
-          <w:color w:val="111111"/>
-          <w:sz w:val="23"/>
-          <w:szCs w:val="23"/>
-          <w:rtl w:val="0"/>
-        </w:rPr>
-        <w:t xml:space="preserve">        CRAWL --&gt; APPSCRIPT</w:t>
-      </w:r>
-    </w:p>
-    <w:p>
-      <w:pPr>
-        <w:rPr>
-          <w:rFonts w:ascii="Courier New" w:cs="Courier New" w:eastAsia="Courier New" w:hAnsi="Courier New"/>
-          <w:color w:val="111111"/>
-          <w:sz w:val="23"/>
-          <w:szCs w:val="23"/>
-        </w:rPr>
-      </w:pPr>
-      <w:r>
-        <w:rPr>
-          <w:rFonts w:ascii="Courier New" w:cs="Courier New" w:eastAsia="Courier New" w:hAnsi="Courier New"/>
-          <w:color w:val="111111"/>
-          <w:sz w:val="23"/>
-          <w:szCs w:val="23"/>
-          <w:rtl w:val="0"/>
-        </w:rPr>
-        <w:t xml:space="preserve">        GSHEET --&gt; API</w:t>
-      </w:r>
-    </w:p>
-    <w:p>
-      <w:pPr>
-        <w:rPr>
-          <w:rFonts w:ascii="Courier New" w:cs="Courier New" w:eastAsia="Courier New" w:hAnsi="Courier New"/>
-          <w:color w:val="111111"/>
-          <w:sz w:val="23"/>
-          <w:szCs w:val="23"/>
-        </w:rPr>
-      </w:pPr>
-      <w:r>
-        <w:rPr>
-          <w:rtl w:val="0"/>
-        </w:rPr>
-      </w:r>
-    </w:p>
-    <w:p>
-      <w:pPr>
-        <w:rPr>
-          <w:rFonts w:ascii="Courier New" w:cs="Courier New" w:eastAsia="Courier New" w:hAnsi="Courier New"/>
-          <w:color w:val="111111"/>
-          <w:sz w:val="23"/>
-          <w:szCs w:val="23"/>
-        </w:rPr>
-      </w:pPr>
-      <w:r>
-        <w:rPr>
-          <w:rFonts w:ascii="Courier New" w:cs="Courier New" w:eastAsia="Courier New" w:hAnsi="Courier New"/>
-          <w:color w:val="111111"/>
-          <w:sz w:val="23"/>
-          <w:szCs w:val="23"/>
-          <w:rtl w:val="0"/>
-        </w:rPr>
-        <w:t xml:space="preserve">    end</w:t>
-      </w:r>
-    </w:p>
-    <w:p>
-      <w:pPr>
-        <w:rPr>
-          <w:rFonts w:ascii="Courier New" w:cs="Courier New" w:eastAsia="Courier New" w:hAnsi="Courier New"/>
-          <w:color w:val="111111"/>
-          <w:sz w:val="23"/>
-          <w:szCs w:val="23"/>
-        </w:rPr>
-      </w:pPr>
-      <w:r>
-        <w:rPr>
-          <w:rtl w:val="0"/>
-        </w:rPr>
-      </w:r>
-    </w:p>
-    <w:p>
-      <w:pPr>
-        <w:rPr>
-          <w:rFonts w:ascii="Courier New" w:cs="Courier New" w:eastAsia="Courier New" w:hAnsi="Courier New"/>
-          <w:color w:val="111111"/>
-          <w:sz w:val="23"/>
-          <w:szCs w:val="23"/>
-        </w:rPr>
-      </w:pPr>
-      <w:r>
-        <w:rPr>
-          <w:rFonts w:ascii="Courier New" w:cs="Courier New" w:eastAsia="Courier New" w:hAnsi="Courier New"/>
-          <w:color w:val="111111"/>
-          <w:sz w:val="23"/>
-          <w:szCs w:val="23"/>
-          <w:rtl w:val="0"/>
-        </w:rPr>
-        <w:t xml:space="preserve">    subgraph GIT</w:t>
-      </w:r>
-    </w:p>
-    <w:p>
-      <w:pPr>
-        <w:rPr>
-          <w:rFonts w:ascii="Courier New" w:cs="Courier New" w:eastAsia="Courier New" w:hAnsi="Courier New"/>
-          <w:color w:val="111111"/>
-          <w:sz w:val="23"/>
-          <w:szCs w:val="23"/>
-        </w:rPr>
-      </w:pPr>
-      <w:r>
-        <w:rPr>
-          <w:rFonts w:ascii="Courier New" w:cs="Courier New" w:eastAsia="Courier New" w:hAnsi="Courier New"/>
-          <w:color w:val="111111"/>
-          <w:sz w:val="23"/>
-          <w:szCs w:val="23"/>
-          <w:rtl w:val="0"/>
-        </w:rPr>
-        <w:t xml:space="preserve">        HTML[HTML]</w:t>
-      </w:r>
-    </w:p>
-    <w:p>
-      <w:pPr>
-        <w:rPr>
-          <w:rFonts w:ascii="Courier New" w:cs="Courier New" w:eastAsia="Courier New" w:hAnsi="Courier New"/>
-          <w:color w:val="111111"/>
-          <w:sz w:val="23"/>
-          <w:szCs w:val="23"/>
-        </w:rPr>
-      </w:pPr>
-      <w:r>
-        <w:rPr>
-          <w:rFonts w:ascii="Courier New" w:cs="Courier New" w:eastAsia="Courier New" w:hAnsi="Courier New"/>
-          <w:color w:val="111111"/>
-          <w:sz w:val="23"/>
-          <w:szCs w:val="23"/>
-          <w:rtl w:val="0"/>
-        </w:rPr>
-        <w:t xml:space="preserve">    end</w:t>
-      </w:r>
-    </w:p>
-    <w:p>
-      <w:pPr>
-        <w:rPr>
-          <w:rFonts w:ascii="Courier New" w:cs="Courier New" w:eastAsia="Courier New" w:hAnsi="Courier New"/>
-          <w:color w:val="111111"/>
-          <w:sz w:val="23"/>
-          <w:szCs w:val="23"/>
-        </w:rPr>
-      </w:pPr>
-      <w:r>
-        <w:rPr>
-          <w:rtl w:val="0"/>
-        </w:rPr>
-      </w:r>
-    </w:p>
-    <w:p>
-      <w:pPr>
-        <w:rPr>
-          <w:rFonts w:ascii="Courier New" w:cs="Courier New" w:eastAsia="Courier New" w:hAnsi="Courier New"/>
-          <w:color w:val="111111"/>
-          <w:sz w:val="23"/>
-          <w:szCs w:val="23"/>
-        </w:rPr>
-      </w:pPr>
-      <w:r>
-        <w:rPr>
-          <w:rFonts w:ascii="Courier New" w:cs="Courier New" w:eastAsia="Courier New" w:hAnsi="Courier New"/>
-          <w:color w:val="111111"/>
-          <w:sz w:val="23"/>
-          <w:szCs w:val="23"/>
-          <w:rtl w:val="0"/>
-        </w:rPr>
-        <w:t xml:space="preserve">    APPSCRIPT &lt;--&gt; HTML</w:t>
-      </w:r>
-    </w:p>
-    <w:p>
-      <w:pPr>
-        <w:rPr>
-          <w:rFonts w:ascii="Courier New" w:cs="Courier New" w:eastAsia="Courier New" w:hAnsi="Courier New"/>
-          <w:color w:val="111111"/>
-          <w:sz w:val="23"/>
-          <w:szCs w:val="23"/>
-        </w:rPr>
-      </w:pPr>
-      <w:r>
-        <w:rPr>
-          <w:rFonts w:ascii="Courier New" w:cs="Courier New" w:eastAsia="Courier New" w:hAnsi="Courier New"/>
-          <w:color w:val="111111"/>
-          <w:sz w:val="23"/>
-          <w:szCs w:val="23"/>
-          <w:rtl w:val="0"/>
-        </w:rPr>
-        <w:t xml:space="preserve">    API &lt;--&gt; HTML</w:t>
-      </w:r>
-    </w:p>
-    <w:p>
-      <w:pPr>
-        <w:rPr>
-          <w:rFonts w:ascii="Courier New" w:cs="Courier New" w:eastAsia="Courier New" w:hAnsi="Courier New"/>
-          <w:color w:val="111111"/>
-          <w:sz w:val="23"/>
-          <w:szCs w:val="23"/>
-        </w:rPr>
-      </w:pPr>
-      <w:r>
-        <w:rPr>
-          <w:rtl w:val="0"/>
-        </w:rPr>
-      </w:r>
-    </w:p>
-    <w:p>
-      <w:pPr>
-        <w:rPr>
-          <w:rFonts w:ascii="Courier New" w:cs="Courier New" w:eastAsia="Courier New" w:hAnsi="Courier New"/>
-          <w:color w:val="111111"/>
-          <w:sz w:val="23"/>
-          <w:szCs w:val="23"/>
-        </w:rPr>
-      </w:pPr>
-      <w:r>
-        <w:rPr>
-          <w:rFonts w:ascii="Gungsuh" w:cs="Gungsuh" w:eastAsia="Gungsuh" w:hAnsi="Gungsuh"/>
-          <w:color w:val="111111"/>
-          <w:sz w:val="23"/>
-          <w:szCs w:val="23"/>
-          <w:rtl w:val="0"/>
-        </w:rPr>
-        <w:t xml:space="preserve">    SLOW[속도 느림]</w:t>
-      </w:r>
-    </w:p>
-    <w:p>
-      <w:pPr>
-        <w:rPr>
-          <w:rFonts w:ascii="Courier New" w:cs="Courier New" w:eastAsia="Courier New" w:hAnsi="Courier New"/>
-          <w:color w:val="111111"/>
-          <w:sz w:val="23"/>
-          <w:szCs w:val="23"/>
-        </w:rPr>
-      </w:pPr>
-      <w:r>
-        <w:rPr>
-          <w:rFonts w:ascii="Courier New" w:cs="Courier New" w:eastAsia="Courier New" w:hAnsi="Courier New"/>
-          <w:color w:val="111111"/>
-          <w:sz w:val="23"/>
-          <w:szCs w:val="23"/>
-          <w:rtl w:val="0"/>
-        </w:rPr>
-        <w:t xml:space="preserve">    GDRIVE --- SLOW --- GIT</w:t>
-      </w:r>
-    </w:p>
-    <w:p>
-      <w:pPr>
-        <w:rPr>
-          <w:rFonts w:ascii="Courier New" w:cs="Courier New" w:eastAsia="Courier New" w:hAnsi="Courier New"/>
-          <w:color w:val="111111"/>
-          <w:sz w:val="23"/>
-          <w:szCs w:val="23"/>
-        </w:rPr>
-      </w:pPr>
-      <w:r>
-        <w:rPr>
-          <w:rFonts w:ascii="Courier New" w:cs="Courier New" w:eastAsia="Courier New" w:hAnsi="Courier New"/>
-          <w:color w:val="111111"/>
-          <w:sz w:val="23"/>
-          <w:szCs w:val="23"/>
-          <w:rtl w:val="0"/>
-        </w:rPr>
-        <w:t xml:space="preserve">```</w:t>
-      </w:r>
-    </w:p>
-    <w:p>
-      <w:pPr>
-        <w:widowControl w:val="0"/>
-        <w:spacing w:after="240" w:before="240" w:lineRule="auto"/>
-        <w:rPr/>
-      </w:pPr>
-      <w:r>
-        <w:rPr>
-          <w:rtl w:val="0"/>
-        </w:rPr>
-        <w:t xml:space="preserve">```</w:t>
-      </w:r>
-    </w:p>
-    <w:p>
-      <w:pPr>
-        <w:widowControl w:val="0"/>
-        <w:spacing w:after="240" w:before="240" w:lineRule="auto"/>
-        <w:rPr/>
-      </w:pPr>
-      <w:r>
-        <w:rPr>
-          <w:rtl w:val="0"/>
-        </w:rPr>
-        <w:t xml:space="preserve">mermaid</w:t>
+        <w:widowControl w:val="0"/>
+        <w:spacing w:after="240" w:before="240" w:lineRule="auto"/>
+        <w:rPr/>
+      </w:pPr>
+      <w:r>
+        <w:rPr>
+          <w:rtl w:val="0"/>
+        </w:rPr>
+      </w:r>
+    </w:p>
+    <w:p>
+      <w:pPr>
+        <w:widowControl w:val="0"/>
+        <w:spacing w:after="240" w:before="240" w:lineRule="auto"/>
+        <w:rPr/>
+      </w:pPr>
+      <w:r>
+        <w:rPr>
+          <w:rtl w:val="0"/>
+        </w:rPr>
+        <w:t xml:space="preserve">```mermaid</w:t>
       </w:r>
     </w:p>
     <w:p>

--- a/raw/docs/1M3M6Nr1fYRsocNbvE32s6nXe50iyBJkcQWSfOhPhyWI.docx
+++ b/raw/docs/1M3M6Nr1fYRsocNbvE32s6nXe50iyBJkcQWSfOhPhyWI.docx
@@ -1079,8 +1079,6 @@
     </w:p>
     <w:p>
       <w:pPr>
-        <w:widowControl w:val="0"/>
-        <w:spacing w:after="240" w:before="240" w:lineRule="auto"/>
         <w:rPr/>
       </w:pPr>
       <w:r>
@@ -1092,420 +1090,288 @@
     </w:p>
     <w:p>
       <w:pPr>
-        <w:widowControl w:val="0"/>
-        <w:spacing w:after="240" w:before="240" w:lineRule="auto"/>
-        <w:rPr/>
-      </w:pPr>
-      <w:r>
-        <w:rPr>
-          <w:rFonts w:ascii="Arial Unicode MS" w:cs="Arial Unicode MS" w:eastAsia="Arial Unicode MS" w:hAnsi="Arial Unicode MS"/>
-          <w:rtl w:val="0"/>
-        </w:rPr>
-        <w:t xml:space="preserve">   subgraph GDRIVE["구글드라이브"]</w:t>
-      </w:r>
-    </w:p>
-    <w:p>
-      <w:pPr>
-        <w:widowControl w:val="0"/>
-        <w:spacing w:after="240" w:before="240" w:lineRule="auto"/>
-        <w:rPr/>
-      </w:pPr>
-      <w:r>
-        <w:rPr>
-          <w:rtl w:val="0"/>
-        </w:rPr>
-        <w:t xml:space="preserve">        subgraph DATA</w:t>
-      </w:r>
-    </w:p>
-    <w:p>
-      <w:pPr>
-        <w:widowControl w:val="0"/>
-        <w:spacing w:after="240" w:before="240" w:lineRule="auto"/>
-        <w:rPr/>
-      </w:pPr>
-      <w:r>
-        <w:rPr>
-          <w:rFonts w:ascii="Arial Unicode MS" w:cs="Arial Unicode MS" w:eastAsia="Arial Unicode MS" w:hAnsi="Arial Unicode MS"/>
-          <w:rtl w:val="0"/>
-        </w:rPr>
-        <w:t xml:space="preserve">            DOC[구글독스 게시글]</w:t>
-      </w:r>
-    </w:p>
-    <w:p>
-      <w:pPr>
-        <w:widowControl w:val="0"/>
-        <w:spacing w:after="240" w:before="240" w:lineRule="auto"/>
-        <w:rPr/>
-      </w:pPr>
-      <w:r>
-        <w:rPr>
-          <w:rFonts w:ascii="Arial Unicode MS" w:cs="Arial Unicode MS" w:eastAsia="Arial Unicode MS" w:hAnsi="Arial Unicode MS"/>
-          <w:rtl w:val="0"/>
-        </w:rPr>
-        <w:t xml:space="preserve">            GDATA[구글 데이터]</w:t>
-      </w:r>
-    </w:p>
-    <w:p>
-      <w:pPr>
-        <w:widowControl w:val="0"/>
-        <w:spacing w:after="240" w:before="240" w:lineRule="auto"/>
-        <w:rPr/>
-      </w:pPr>
-      <w:r>
-        <w:rPr>
-          <w:rtl w:val="0"/>
-        </w:rPr>
-        <w:t xml:space="preserve">        end</w:t>
-      </w:r>
-    </w:p>
-    <w:p>
-      <w:pPr>
-        <w:widowControl w:val="0"/>
-        <w:spacing w:after="240" w:before="240" w:lineRule="auto"/>
-        <w:rPr/>
-      </w:pPr>
-      <w:r>
-        <w:rPr>
-          <w:rtl w:val="0"/>
-        </w:rPr>
-      </w:r>
-    </w:p>
-    <w:p>
-      <w:pPr>
-        <w:widowControl w:val="0"/>
-        <w:spacing w:after="240" w:before="240" w:lineRule="auto"/>
-        <w:rPr/>
-      </w:pPr>
-      <w:r>
-        <w:rPr>
-          <w:rtl w:val="0"/>
-        </w:rPr>
-        <w:t xml:space="preserve">        subgraph APP_SCRIPT</w:t>
-      </w:r>
-    </w:p>
-    <w:p>
-      <w:pPr>
-        <w:widowControl w:val="0"/>
-        <w:spacing w:after="240" w:before="240" w:lineRule="auto"/>
-        <w:rPr/>
-      </w:pPr>
-      <w:r>
-        <w:rPr>
-          <w:rFonts w:ascii="Arial Unicode MS" w:cs="Arial Unicode MS" w:eastAsia="Arial Unicode MS" w:hAnsi="Arial Unicode MS"/>
-          <w:rtl w:val="0"/>
-        </w:rPr>
-        <w:t xml:space="preserve">            MDPROC[마크다운변환]</w:t>
-      </w:r>
-    </w:p>
-    <w:p>
-      <w:pPr>
-        <w:widowControl w:val="0"/>
-        <w:spacing w:after="240" w:before="240" w:lineRule="auto"/>
-        <w:rPr/>
-      </w:pPr>
-      <w:r>
-        <w:rPr>
-          <w:rFonts w:ascii="Arial Unicode MS" w:cs="Arial Unicode MS" w:eastAsia="Arial Unicode MS" w:hAnsi="Arial Unicode MS"/>
-          <w:rtl w:val="0"/>
-        </w:rPr>
-        <w:t xml:space="preserve">            DATAPROC[데이터만 깃에 전송]</w:t>
-      </w:r>
-    </w:p>
-    <w:p>
-      <w:pPr>
-        <w:widowControl w:val="0"/>
-        <w:spacing w:after="240" w:before="240" w:lineRule="auto"/>
-        <w:rPr/>
-      </w:pPr>
-      <w:r>
-        <w:rPr>
-          <w:rtl w:val="0"/>
-        </w:rPr>
-        <w:t xml:space="preserve">        end</w:t>
-      </w:r>
-    </w:p>
-    <w:p>
-      <w:pPr>
-        <w:widowControl w:val="0"/>
-        <w:spacing w:after="240" w:before="240" w:lineRule="auto"/>
-        <w:rPr/>
-      </w:pPr>
-      <w:r>
-        <w:rPr>
-          <w:rtl w:val="0"/>
-        </w:rPr>
-      </w:r>
-    </w:p>
-    <w:p>
-      <w:pPr>
-        <w:widowControl w:val="0"/>
-        <w:spacing w:after="240" w:before="240" w:lineRule="auto"/>
-        <w:rPr/>
-      </w:pPr>
-      <w:r>
-        <w:rPr>
-          <w:rtl w:val="0"/>
-        </w:rPr>
-        <w:t xml:space="preserve">        DOC --&gt; MDPROC</w:t>
-      </w:r>
-    </w:p>
-    <w:p>
-      <w:pPr>
-        <w:widowControl w:val="0"/>
-        <w:spacing w:after="240" w:before="240" w:lineRule="auto"/>
-        <w:rPr/>
-      </w:pPr>
-      <w:r>
-        <w:rPr>
-          <w:rtl w:val="0"/>
-        </w:rPr>
-        <w:t xml:space="preserve">        GDATA --&gt; DATAPROC</w:t>
-      </w:r>
-    </w:p>
-    <w:p>
-      <w:pPr>
-        <w:widowControl w:val="0"/>
-        <w:spacing w:after="240" w:before="240" w:lineRule="auto"/>
-        <w:rPr/>
-      </w:pPr>
-      <w:r>
-        <w:rPr>
-          <w:rtl w:val="0"/>
-        </w:rPr>
-      </w:r>
-    </w:p>
-    <w:p>
-      <w:pPr>
-        <w:widowControl w:val="0"/>
-        <w:spacing w:after="240" w:before="240" w:lineRule="auto"/>
-        <w:rPr/>
-      </w:pPr>
-      <w:r>
-        <w:rPr>
-          <w:rtl w:val="0"/>
-        </w:rPr>
-        <w:t xml:space="preserve">    end</w:t>
-      </w:r>
-    </w:p>
-    <w:p>
-      <w:pPr>
-        <w:widowControl w:val="0"/>
-        <w:spacing w:after="240" w:before="240" w:lineRule="auto"/>
-        <w:rPr/>
-      </w:pPr>
-      <w:r>
-        <w:rPr>
-          <w:rtl w:val="0"/>
-        </w:rPr>
-      </w:r>
-    </w:p>
-    <w:p>
-      <w:pPr>
-        <w:widowControl w:val="0"/>
-        <w:spacing w:after="240" w:before="240" w:lineRule="auto"/>
-        <w:rPr/>
-      </w:pPr>
-      <w:r>
-        <w:rPr>
-          <w:rtl w:val="0"/>
-        </w:rPr>
-      </w:r>
-    </w:p>
-    <w:p>
-      <w:pPr>
-        <w:widowControl w:val="0"/>
-        <w:spacing w:after="240" w:before="240" w:lineRule="auto"/>
-        <w:rPr/>
-      </w:pPr>
-      <w:r>
-        <w:rPr>
-          <w:rtl w:val="0"/>
-        </w:rPr>
-        <w:t xml:space="preserve">    subgraph GIT["Git"]</w:t>
-      </w:r>
-    </w:p>
-    <w:p>
-      <w:pPr>
-        <w:widowControl w:val="0"/>
-        <w:spacing w:after="240" w:before="240" w:lineRule="auto"/>
-        <w:rPr/>
-      </w:pPr>
-      <w:r>
-        <w:rPr>
-          <w:rtl w:val="0"/>
-        </w:rPr>
-      </w:r>
-    </w:p>
-    <w:p>
-      <w:pPr>
-        <w:widowControl w:val="0"/>
-        <w:spacing w:after="240" w:before="240" w:lineRule="auto"/>
-        <w:rPr/>
-      </w:pPr>
-      <w:r>
-        <w:rPr>
-          <w:rtl w:val="0"/>
-        </w:rPr>
-        <w:t xml:space="preserve">        subgraph HTML</w:t>
-      </w:r>
-    </w:p>
-    <w:p>
-      <w:pPr>
-        <w:widowControl w:val="0"/>
-        <w:spacing w:after="240" w:before="240" w:lineRule="auto"/>
-        <w:rPr/>
-      </w:pPr>
-      <w:r>
-        <w:rPr>
-          <w:rtl w:val="0"/>
-        </w:rPr>
-        <w:t xml:space="preserve">            APP[App]</w:t>
-      </w:r>
-    </w:p>
-    <w:p>
-      <w:pPr>
-        <w:widowControl w:val="0"/>
-        <w:spacing w:after="240" w:before="240" w:lineRule="auto"/>
-        <w:rPr/>
-      </w:pPr>
-      <w:r>
-        <w:rPr>
-          <w:rtl w:val="0"/>
-        </w:rPr>
-        <w:t xml:space="preserve">            MD[.md]</w:t>
-      </w:r>
-    </w:p>
-    <w:p>
-      <w:pPr>
-        <w:widowControl w:val="0"/>
-        <w:spacing w:after="240" w:before="240" w:lineRule="auto"/>
-        <w:rPr/>
-      </w:pPr>
-      <w:r>
-        <w:rPr>
-          <w:rtl w:val="0"/>
-        </w:rPr>
-        <w:t xml:space="preserve">            JSON[.json]</w:t>
-      </w:r>
-    </w:p>
-    <w:p>
-      <w:pPr>
-        <w:widowControl w:val="0"/>
-        <w:spacing w:after="240" w:before="240" w:lineRule="auto"/>
-        <w:rPr/>
-      </w:pPr>
-      <w:r>
-        <w:rPr>
-          <w:rtl w:val="0"/>
-        </w:rPr>
-        <w:t xml:space="preserve">        end</w:t>
-      </w:r>
-    </w:p>
-    <w:p>
-      <w:pPr>
-        <w:widowControl w:val="0"/>
-        <w:spacing w:after="240" w:before="240" w:lineRule="auto"/>
-        <w:rPr/>
-      </w:pPr>
-      <w:r>
-        <w:rPr>
-          <w:rtl w:val="0"/>
-        </w:rPr>
-      </w:r>
-    </w:p>
-    <w:p>
-      <w:pPr>
-        <w:widowControl w:val="0"/>
-        <w:spacing w:after="240" w:before="240" w:lineRule="auto"/>
-        <w:rPr/>
-      </w:pPr>
-      <w:r>
-        <w:rPr>
-          <w:rtl w:val="0"/>
-        </w:rPr>
-        <w:t xml:space="preserve">    end</w:t>
-      </w:r>
-    </w:p>
-    <w:p>
-      <w:pPr>
-        <w:widowControl w:val="0"/>
-        <w:spacing w:after="240" w:before="240" w:lineRule="auto"/>
-        <w:rPr/>
-      </w:pPr>
-      <w:r>
-        <w:rPr>
-          <w:rtl w:val="0"/>
-        </w:rPr>
-      </w:r>
-    </w:p>
-    <w:p>
-      <w:pPr>
-        <w:widowControl w:val="0"/>
-        <w:spacing w:after="240" w:before="240" w:lineRule="auto"/>
-        <w:rPr/>
-      </w:pPr>
-      <w:r>
-        <w:rPr>
-          <w:rtl w:val="0"/>
-        </w:rPr>
-      </w:r>
-    </w:p>
-    <w:p>
-      <w:pPr>
-        <w:widowControl w:val="0"/>
-        <w:spacing w:after="240" w:before="240" w:lineRule="auto"/>
-        <w:rPr/>
-      </w:pPr>
-      <w:r>
-        <w:rPr>
-          <w:rtl w:val="0"/>
-        </w:rPr>
-        <w:t xml:space="preserve">    MDPROC --&gt; MD</w:t>
-      </w:r>
-    </w:p>
-    <w:p>
-      <w:pPr>
-        <w:widowControl w:val="0"/>
-        <w:spacing w:after="240" w:before="240" w:lineRule="auto"/>
-        <w:rPr/>
-      </w:pPr>
-      <w:r>
-        <w:rPr>
-          <w:rtl w:val="0"/>
-        </w:rPr>
-        <w:t xml:space="preserve">    DATAPROC --&gt; JSON</w:t>
-      </w:r>
-    </w:p>
-    <w:p>
-      <w:pPr>
-        <w:widowControl w:val="0"/>
-        <w:spacing w:after="240" w:before="240" w:lineRule="auto"/>
-        <w:rPr/>
-      </w:pPr>
-      <w:r>
-        <w:rPr>
-          <w:rtl w:val="0"/>
-        </w:rPr>
-      </w:r>
-    </w:p>
-    <w:p>
-      <w:pPr>
-        <w:widowControl w:val="0"/>
-        <w:spacing w:after="240" w:before="240" w:lineRule="auto"/>
-        <w:rPr/>
-      </w:pPr>
-      <w:r>
-        <w:rPr>
-          <w:rFonts w:ascii="Arial Unicode MS" w:cs="Arial Unicode MS" w:eastAsia="Arial Unicode MS" w:hAnsi="Arial Unicode MS"/>
-          <w:rtl w:val="0"/>
-        </w:rPr>
-        <w:t xml:space="preserve">    GDRIVE -- 속도 빠름 --&gt; GIT</w:t>
-      </w:r>
-    </w:p>
-    <w:p>
-      <w:pPr>
-        <w:widowControl w:val="0"/>
-        <w:spacing w:after="240" w:before="240" w:lineRule="auto"/>
+        <w:rPr/>
+      </w:pPr>
+      <w:r>
+        <w:rPr>
+          <w:rFonts w:ascii="Arial Unicode MS" w:cs="Arial Unicode MS" w:eastAsia="Arial Unicode MS" w:hAnsi="Arial Unicode MS"/>
+          <w:rtl w:val="0"/>
+        </w:rPr>
+        <w:t xml:space="preserve">  subgraph GDRIVE["구글드라이브"]</w:t>
+      </w:r>
+    </w:p>
+    <w:p>
+      <w:pPr>
+        <w:rPr/>
+      </w:pPr>
+      <w:r>
+        <w:rPr>
+          <w:rtl w:val="0"/>
+        </w:rPr>
+        <w:t xml:space="preserve">       subgraph DATA</w:t>
+      </w:r>
+    </w:p>
+    <w:p>
+      <w:pPr>
+        <w:rPr/>
+      </w:pPr>
+      <w:r>
+        <w:rPr>
+          <w:rFonts w:ascii="Arial Unicode MS" w:cs="Arial Unicode MS" w:eastAsia="Arial Unicode MS" w:hAnsi="Arial Unicode MS"/>
+          <w:rtl w:val="0"/>
+        </w:rPr>
+        <w:t xml:space="preserve">           DOC[구글독스 게시글]</w:t>
+      </w:r>
+    </w:p>
+    <w:p>
+      <w:pPr>
+        <w:rPr/>
+      </w:pPr>
+      <w:r>
+        <w:rPr>
+          <w:rFonts w:ascii="Arial Unicode MS" w:cs="Arial Unicode MS" w:eastAsia="Arial Unicode MS" w:hAnsi="Arial Unicode MS"/>
+          <w:rtl w:val="0"/>
+        </w:rPr>
+        <w:t xml:space="preserve">           GDATA[구글 데이터]</w:t>
+      </w:r>
+    </w:p>
+    <w:p>
+      <w:pPr>
+        <w:rPr/>
+      </w:pPr>
+      <w:r>
+        <w:rPr>
+          <w:rtl w:val="0"/>
+        </w:rPr>
+        <w:t xml:space="preserve">       end</w:t>
+      </w:r>
+    </w:p>
+    <w:p>
+      <w:pPr>
+        <w:rPr/>
+      </w:pPr>
+      <w:r>
+        <w:rPr>
+          <w:rtl w:val="0"/>
+        </w:rPr>
+        <w:t xml:space="preserve">       subgraph APP_SCRIPT</w:t>
+      </w:r>
+    </w:p>
+    <w:p>
+      <w:pPr>
+        <w:rPr/>
+      </w:pPr>
+      <w:r>
+        <w:rPr>
+          <w:rFonts w:ascii="Arial Unicode MS" w:cs="Arial Unicode MS" w:eastAsia="Arial Unicode MS" w:hAnsi="Arial Unicode MS"/>
+          <w:rtl w:val="0"/>
+        </w:rPr>
+        <w:t xml:space="preserve">           DATAPROC[데이터만 깃에 전송]</w:t>
+      </w:r>
+    </w:p>
+    <w:p>
+      <w:pPr>
+        <w:rPr/>
+      </w:pPr>
+      <w:r>
+        <w:rPr>
+          <w:rtl w:val="0"/>
+        </w:rPr>
+        <w:t xml:space="preserve">       end</w:t>
+      </w:r>
+    </w:p>
+    <w:p>
+      <w:pPr>
+        <w:rPr/>
+      </w:pPr>
+      <w:r>
+        <w:rPr>
+          <w:rtl w:val="0"/>
+        </w:rPr>
+        <w:t xml:space="preserve">       DOC --&gt; DATAPROC</w:t>
+      </w:r>
+    </w:p>
+    <w:p>
+      <w:pPr>
+        <w:rPr/>
+      </w:pPr>
+      <w:r>
+        <w:rPr>
+          <w:rtl w:val="0"/>
+        </w:rPr>
+        <w:t xml:space="preserve">       GDATA --&gt; DATAPROC</w:t>
+      </w:r>
+    </w:p>
+    <w:p>
+      <w:pPr>
+        <w:rPr/>
+      </w:pPr>
+      <w:r>
+        <w:rPr>
+          <w:rtl w:val="0"/>
+        </w:rPr>
+        <w:t xml:space="preserve">   end</w:t>
+      </w:r>
+    </w:p>
+    <w:p>
+      <w:pPr>
+        <w:rPr/>
+      </w:pPr>
+      <w:r>
+        <w:rPr>
+          <w:rtl w:val="0"/>
+        </w:rPr>
+        <w:t xml:space="preserve">   subgraph GIT["Git"]</w:t>
+      </w:r>
+    </w:p>
+    <w:p>
+      <w:pPr>
+        <w:rPr/>
+      </w:pPr>
+      <w:r>
+        <w:rPr>
+          <w:rtl w:val="0"/>
+        </w:rPr>
+        <w:t xml:space="preserve">         subgraph Raw Data </w:t>
+      </w:r>
+    </w:p>
+    <w:p>
+      <w:pPr>
+        <w:rPr/>
+      </w:pPr>
+      <w:r>
+        <w:rPr>
+          <w:rFonts w:ascii="Arial Unicode MS" w:cs="Arial Unicode MS" w:eastAsia="Arial Unicode MS" w:hAnsi="Arial Unicode MS"/>
+          <w:rtl w:val="0"/>
+        </w:rPr>
+        <w:t xml:space="preserve">          MD[마크다운 변환]</w:t>
+      </w:r>
+    </w:p>
+    <w:p>
+      <w:pPr>
+        <w:rPr/>
+      </w:pPr>
+      <w:r>
+        <w:rPr>
+          <w:rFonts w:ascii="Arial Unicode MS" w:cs="Arial Unicode MS" w:eastAsia="Arial Unicode MS" w:hAnsi="Arial Unicode MS"/>
+          <w:rtl w:val="0"/>
+        </w:rPr>
+        <w:t xml:space="preserve">           JSON[json 변환]</w:t>
+      </w:r>
+    </w:p>
+    <w:p>
+      <w:pPr>
+        <w:rPr/>
+      </w:pPr>
+      <w:r>
+        <w:rPr>
+          <w:rtl w:val="0"/>
+        </w:rPr>
+        <w:t xml:space="preserve">       end</w:t>
+      </w:r>
+    </w:p>
+    <w:p>
+      <w:pPr>
+        <w:rPr/>
+      </w:pPr>
+      <w:r>
+        <w:rPr>
+          <w:rtl w:val="0"/>
+        </w:rPr>
+        <w:t xml:space="preserve">       subgraph HTML</w:t>
+      </w:r>
+    </w:p>
+    <w:p>
+      <w:pPr>
+        <w:rPr/>
+      </w:pPr>
+      <w:r>
+        <w:rPr>
+          <w:rtl w:val="0"/>
+        </w:rPr>
+        <w:t xml:space="preserve">        app[Build]</w:t>
+      </w:r>
+    </w:p>
+    <w:p>
+      <w:pPr>
+        <w:rPr/>
+      </w:pPr>
+      <w:r>
+        <w:rPr>
+          <w:rtl w:val="0"/>
+        </w:rPr>
+        <w:t xml:space="preserve">       end</w:t>
+      </w:r>
+    </w:p>
+    <w:p>
+      <w:pPr>
+        <w:rPr/>
+      </w:pPr>
+      <w:r>
+        <w:rPr>
+          <w:rtl w:val="0"/>
+        </w:rPr>
+        <w:t xml:space="preserve">   end</w:t>
+      </w:r>
+    </w:p>
+    <w:p>
+      <w:pPr>
+        <w:rPr/>
+      </w:pPr>
+      <w:r>
+        <w:rPr>
+          <w:rtl w:val="0"/>
+        </w:rPr>
+        <w:t xml:space="preserve">   DATAPROC --&gt; MD</w:t>
+      </w:r>
+    </w:p>
+    <w:p>
+      <w:pPr>
+        <w:rPr/>
+      </w:pPr>
+      <w:r>
+        <w:rPr>
+          <w:rtl w:val="0"/>
+        </w:rPr>
+        <w:t xml:space="preserve">   DATAPROC --&gt; JSON</w:t>
+      </w:r>
+    </w:p>
+    <w:p>
+      <w:pPr>
+        <w:rPr/>
+      </w:pPr>
+      <w:r>
+        <w:rPr>
+          <w:rtl w:val="0"/>
+        </w:rPr>
+        <w:t xml:space="preserve">   MD --&gt; app</w:t>
+      </w:r>
+    </w:p>
+    <w:p>
+      <w:pPr>
+        <w:rPr/>
+      </w:pPr>
+      <w:r>
+        <w:rPr>
+          <w:rtl w:val="0"/>
+        </w:rPr>
+        <w:t xml:space="preserve">   JSON --&gt; app</w:t>
+      </w:r>
+    </w:p>
+    <w:p>
+      <w:pPr>
+        <w:rPr/>
+      </w:pPr>
+      <w:r>
+        <w:rPr>
+          <w:rFonts w:ascii="Arial Unicode MS" w:cs="Arial Unicode MS" w:eastAsia="Arial Unicode MS" w:hAnsi="Arial Unicode MS"/>
+          <w:rtl w:val="0"/>
+        </w:rPr>
+        <w:t xml:space="preserve">   GDRIVE -- 속도 빠름 --&gt; GIT</w:t>
+      </w:r>
+    </w:p>
+    <w:p>
+      <w:pPr>
         <w:rPr/>
       </w:pPr>
       <w:r>
